--- a/Lab3.docx
+++ b/Lab3.docx
@@ -18,8 +18,19 @@
           <w:sz w:val="24"/>
           <w:szCs w:val="24"/>
         </w:rPr>
-        <w:t>Kalash Kurpad</w:t>
-      </w:r>
+        <w:t xml:space="preserve">Kalash </w:t>
+      </w:r>
+      <w:proofErr w:type="spellStart"/>
+      <w:r>
+        <w:rPr>
+          <w:rFonts w:ascii="Courier New" w:hAnsi="Courier New" w:cs="Courier New"/>
+          <w:color w:val="941EDF"/>
+          <w:sz w:val="24"/>
+          <w:szCs w:val="24"/>
+        </w:rPr>
+        <w:t>Kurpad</w:t>
+      </w:r>
+      <w:proofErr w:type="spellEnd"/>
       <w:r>
         <w:rPr>
           <w:rFonts w:ascii="Courier New" w:hAnsi="Courier New" w:cs="Courier New"/>
@@ -128,8 +139,19 @@
           <w:sz w:val="24"/>
           <w:szCs w:val="24"/>
         </w:rPr>
-        <w:t xml:space="preserve"> EnergySource</w:t>
-      </w:r>
+        <w:t xml:space="preserve"> </w:t>
+      </w:r>
+      <w:proofErr w:type="spellStart"/>
+      <w:r>
+        <w:rPr>
+          <w:rFonts w:ascii="Courier New" w:hAnsi="Courier New" w:cs="Courier New"/>
+          <w:color w:val="000000"/>
+          <w:sz w:val="24"/>
+          <w:szCs w:val="24"/>
+        </w:rPr>
+        <w:t>EnergySource</w:t>
+      </w:r>
+      <w:proofErr w:type="spellEnd"/>
       <w:r>
         <w:rPr>
           <w:rFonts w:ascii="Courier New" w:hAnsi="Courier New" w:cs="Courier New"/>
@@ -166,7 +188,27 @@
           <w:sz w:val="24"/>
           <w:szCs w:val="24"/>
         </w:rPr>
-        <w:t xml:space="preserve"> source_id;</w:t>
+        <w:t xml:space="preserve"> </w:t>
+      </w:r>
+      <w:proofErr w:type="spellStart"/>
+      <w:r>
+        <w:rPr>
+          <w:rFonts w:ascii="Courier New" w:hAnsi="Courier New" w:cs="Courier New"/>
+          <w:color w:val="000000"/>
+          <w:sz w:val="24"/>
+          <w:szCs w:val="24"/>
+        </w:rPr>
+        <w:t>source_id</w:t>
+      </w:r>
+      <w:proofErr w:type="spellEnd"/>
+      <w:r>
+        <w:rPr>
+          <w:rFonts w:ascii="Courier New" w:hAnsi="Courier New" w:cs="Courier New"/>
+          <w:color w:val="000000"/>
+          <w:sz w:val="24"/>
+          <w:szCs w:val="24"/>
+        </w:rPr>
+        <w:t>;</w:t>
       </w:r>
       <w:r>
         <w:rPr>
@@ -194,17 +236,57 @@
           <w:sz w:val="24"/>
           <w:szCs w:val="24"/>
         </w:rPr>
-        <w:t xml:space="preserve"> gen_energy;</w:t>
-      </w:r>
-      <w:r>
-        <w:rPr>
-          <w:rFonts w:ascii="Courier New" w:hAnsi="Courier New" w:cs="Courier New"/>
-          <w:color w:val="000000"/>
-          <w:sz w:val="24"/>
-          <w:szCs w:val="24"/>
-        </w:rPr>
-        <w:br/>
-        <w:t xml:space="preserve">   String source_name;</w:t>
+        <w:t xml:space="preserve"> </w:t>
+      </w:r>
+      <w:proofErr w:type="spellStart"/>
+      <w:r>
+        <w:rPr>
+          <w:rFonts w:ascii="Courier New" w:hAnsi="Courier New" w:cs="Courier New"/>
+          <w:color w:val="000000"/>
+          <w:sz w:val="24"/>
+          <w:szCs w:val="24"/>
+        </w:rPr>
+        <w:t>gen_energy</w:t>
+      </w:r>
+      <w:proofErr w:type="spellEnd"/>
+      <w:r>
+        <w:rPr>
+          <w:rFonts w:ascii="Courier New" w:hAnsi="Courier New" w:cs="Courier New"/>
+          <w:color w:val="000000"/>
+          <w:sz w:val="24"/>
+          <w:szCs w:val="24"/>
+        </w:rPr>
+        <w:t>;</w:t>
+      </w:r>
+      <w:r>
+        <w:rPr>
+          <w:rFonts w:ascii="Courier New" w:hAnsi="Courier New" w:cs="Courier New"/>
+          <w:color w:val="000000"/>
+          <w:sz w:val="24"/>
+          <w:szCs w:val="24"/>
+        </w:rPr>
+        <w:br/>
+        <w:t xml:space="preserve">   String </w:t>
+      </w:r>
+      <w:proofErr w:type="spellStart"/>
+      <w:r>
+        <w:rPr>
+          <w:rFonts w:ascii="Courier New" w:hAnsi="Courier New" w:cs="Courier New"/>
+          <w:color w:val="000000"/>
+          <w:sz w:val="24"/>
+          <w:szCs w:val="24"/>
+        </w:rPr>
+        <w:t>source_name</w:t>
+      </w:r>
+      <w:proofErr w:type="spellEnd"/>
+      <w:r>
+        <w:rPr>
+          <w:rFonts w:ascii="Courier New" w:hAnsi="Courier New" w:cs="Courier New"/>
+          <w:color w:val="000000"/>
+          <w:sz w:val="24"/>
+          <w:szCs w:val="24"/>
+        </w:rPr>
+        <w:t>;</w:t>
       </w:r>
       <w:r>
         <w:rPr>
@@ -224,7 +306,27 @@
           <w:szCs w:val="24"/>
         </w:rPr>
         <w:br/>
-        <w:t xml:space="preserve">   EnergySource(</w:t>
+        <w:t xml:space="preserve">   </w:t>
+      </w:r>
+      <w:proofErr w:type="spellStart"/>
+      <w:r>
+        <w:rPr>
+          <w:rFonts w:ascii="Courier New" w:hAnsi="Courier New" w:cs="Courier New"/>
+          <w:color w:val="000000"/>
+          <w:sz w:val="24"/>
+          <w:szCs w:val="24"/>
+        </w:rPr>
+        <w:t>EnergySource</w:t>
+      </w:r>
+      <w:proofErr w:type="spellEnd"/>
+      <w:r>
+        <w:rPr>
+          <w:rFonts w:ascii="Courier New" w:hAnsi="Courier New" w:cs="Courier New"/>
+          <w:color w:val="000000"/>
+          <w:sz w:val="24"/>
+          <w:szCs w:val="24"/>
+        </w:rPr>
+        <w:t>(</w:t>
       </w:r>
       <w:r>
         <w:rPr>
@@ -242,7 +344,27 @@
           <w:sz w:val="24"/>
           <w:szCs w:val="24"/>
         </w:rPr>
-        <w:t xml:space="preserve"> s_id, </w:t>
+        <w:t xml:space="preserve"> </w:t>
+      </w:r>
+      <w:proofErr w:type="spellStart"/>
+      <w:r>
+        <w:rPr>
+          <w:rFonts w:ascii="Courier New" w:hAnsi="Courier New" w:cs="Courier New"/>
+          <w:color w:val="000000"/>
+          <w:sz w:val="24"/>
+          <w:szCs w:val="24"/>
+        </w:rPr>
+        <w:t>s_id</w:t>
+      </w:r>
+      <w:proofErr w:type="spellEnd"/>
+      <w:r>
+        <w:rPr>
+          <w:rFonts w:ascii="Courier New" w:hAnsi="Courier New" w:cs="Courier New"/>
+          <w:color w:val="000000"/>
+          <w:sz w:val="24"/>
+          <w:szCs w:val="24"/>
+        </w:rPr>
+        <w:t xml:space="preserve">, </w:t>
       </w:r>
       <w:r>
         <w:rPr>
@@ -260,7 +382,27 @@
           <w:sz w:val="24"/>
           <w:szCs w:val="24"/>
         </w:rPr>
-        <w:t xml:space="preserve"> g, String s_name)</w:t>
+        <w:t xml:space="preserve"> g, String </w:t>
+      </w:r>
+      <w:proofErr w:type="spellStart"/>
+      <w:r>
+        <w:rPr>
+          <w:rFonts w:ascii="Courier New" w:hAnsi="Courier New" w:cs="Courier New"/>
+          <w:color w:val="000000"/>
+          <w:sz w:val="24"/>
+          <w:szCs w:val="24"/>
+        </w:rPr>
+        <w:t>s_name</w:t>
+      </w:r>
+      <w:proofErr w:type="spellEnd"/>
+      <w:r>
+        <w:rPr>
+          <w:rFonts w:ascii="Courier New" w:hAnsi="Courier New" w:cs="Courier New"/>
+          <w:color w:val="000000"/>
+          <w:sz w:val="24"/>
+          <w:szCs w:val="24"/>
+        </w:rPr>
+        <w:t>)</w:t>
       </w:r>
       <w:r>
         <w:rPr>
@@ -280,27 +422,127 @@
           <w:szCs w:val="24"/>
         </w:rPr>
         <w:br/>
-        <w:t xml:space="preserve">      source_id = s_id;</w:t>
-      </w:r>
-      <w:r>
-        <w:rPr>
-          <w:rFonts w:ascii="Courier New" w:hAnsi="Courier New" w:cs="Courier New"/>
-          <w:color w:val="000000"/>
-          <w:sz w:val="24"/>
-          <w:szCs w:val="24"/>
-        </w:rPr>
-        <w:br/>
-        <w:t xml:space="preserve">      gen_energy = g;</w:t>
-      </w:r>
-      <w:r>
-        <w:rPr>
-          <w:rFonts w:ascii="Courier New" w:hAnsi="Courier New" w:cs="Courier New"/>
-          <w:color w:val="000000"/>
-          <w:sz w:val="24"/>
-          <w:szCs w:val="24"/>
-        </w:rPr>
-        <w:br/>
-        <w:t xml:space="preserve">      source_name = s_name;</w:t>
+        <w:t xml:space="preserve">      </w:t>
+      </w:r>
+      <w:proofErr w:type="spellStart"/>
+      <w:r>
+        <w:rPr>
+          <w:rFonts w:ascii="Courier New" w:hAnsi="Courier New" w:cs="Courier New"/>
+          <w:color w:val="000000"/>
+          <w:sz w:val="24"/>
+          <w:szCs w:val="24"/>
+        </w:rPr>
+        <w:t>source_id</w:t>
+      </w:r>
+      <w:proofErr w:type="spellEnd"/>
+      <w:r>
+        <w:rPr>
+          <w:rFonts w:ascii="Courier New" w:hAnsi="Courier New" w:cs="Courier New"/>
+          <w:color w:val="000000"/>
+          <w:sz w:val="24"/>
+          <w:szCs w:val="24"/>
+        </w:rPr>
+        <w:t xml:space="preserve"> = </w:t>
+      </w:r>
+      <w:proofErr w:type="spellStart"/>
+      <w:r>
+        <w:rPr>
+          <w:rFonts w:ascii="Courier New" w:hAnsi="Courier New" w:cs="Courier New"/>
+          <w:color w:val="000000"/>
+          <w:sz w:val="24"/>
+          <w:szCs w:val="24"/>
+        </w:rPr>
+        <w:t>s_id</w:t>
+      </w:r>
+      <w:proofErr w:type="spellEnd"/>
+      <w:r>
+        <w:rPr>
+          <w:rFonts w:ascii="Courier New" w:hAnsi="Courier New" w:cs="Courier New"/>
+          <w:color w:val="000000"/>
+          <w:sz w:val="24"/>
+          <w:szCs w:val="24"/>
+        </w:rPr>
+        <w:t>;</w:t>
+      </w:r>
+      <w:r>
+        <w:rPr>
+          <w:rFonts w:ascii="Courier New" w:hAnsi="Courier New" w:cs="Courier New"/>
+          <w:color w:val="000000"/>
+          <w:sz w:val="24"/>
+          <w:szCs w:val="24"/>
+        </w:rPr>
+        <w:br/>
+        <w:t xml:space="preserve">      </w:t>
+      </w:r>
+      <w:proofErr w:type="spellStart"/>
+      <w:r>
+        <w:rPr>
+          <w:rFonts w:ascii="Courier New" w:hAnsi="Courier New" w:cs="Courier New"/>
+          <w:color w:val="000000"/>
+          <w:sz w:val="24"/>
+          <w:szCs w:val="24"/>
+        </w:rPr>
+        <w:t>gen_energy</w:t>
+      </w:r>
+      <w:proofErr w:type="spellEnd"/>
+      <w:r>
+        <w:rPr>
+          <w:rFonts w:ascii="Courier New" w:hAnsi="Courier New" w:cs="Courier New"/>
+          <w:color w:val="000000"/>
+          <w:sz w:val="24"/>
+          <w:szCs w:val="24"/>
+        </w:rPr>
+        <w:t xml:space="preserve"> = g;</w:t>
+      </w:r>
+      <w:r>
+        <w:rPr>
+          <w:rFonts w:ascii="Courier New" w:hAnsi="Courier New" w:cs="Courier New"/>
+          <w:color w:val="000000"/>
+          <w:sz w:val="24"/>
+          <w:szCs w:val="24"/>
+        </w:rPr>
+        <w:br/>
+        <w:t xml:space="preserve">      </w:t>
+      </w:r>
+      <w:proofErr w:type="spellStart"/>
+      <w:r>
+        <w:rPr>
+          <w:rFonts w:ascii="Courier New" w:hAnsi="Courier New" w:cs="Courier New"/>
+          <w:color w:val="000000"/>
+          <w:sz w:val="24"/>
+          <w:szCs w:val="24"/>
+        </w:rPr>
+        <w:t>source_name</w:t>
+      </w:r>
+      <w:proofErr w:type="spellEnd"/>
+      <w:r>
+        <w:rPr>
+          <w:rFonts w:ascii="Courier New" w:hAnsi="Courier New" w:cs="Courier New"/>
+          <w:color w:val="000000"/>
+          <w:sz w:val="24"/>
+          <w:szCs w:val="24"/>
+        </w:rPr>
+        <w:t xml:space="preserve"> = </w:t>
+      </w:r>
+      <w:proofErr w:type="spellStart"/>
+      <w:r>
+        <w:rPr>
+          <w:rFonts w:ascii="Courier New" w:hAnsi="Courier New" w:cs="Courier New"/>
+          <w:color w:val="000000"/>
+          <w:sz w:val="24"/>
+          <w:szCs w:val="24"/>
+        </w:rPr>
+        <w:t>s_name</w:t>
+      </w:r>
+      <w:proofErr w:type="spellEnd"/>
+      <w:r>
+        <w:rPr>
+          <w:rFonts w:ascii="Courier New" w:hAnsi="Courier New" w:cs="Courier New"/>
+          <w:color w:val="000000"/>
+          <w:sz w:val="24"/>
+          <w:szCs w:val="24"/>
+        </w:rPr>
+        <w:t>;</w:t>
       </w:r>
       <w:r>
         <w:rPr>
@@ -348,7 +590,27 @@
           <w:sz w:val="24"/>
           <w:szCs w:val="24"/>
         </w:rPr>
-        <w:t xml:space="preserve"> displayDetails()</w:t>
+        <w:t xml:space="preserve"> </w:t>
+      </w:r>
+      <w:proofErr w:type="spellStart"/>
+      <w:r>
+        <w:rPr>
+          <w:rFonts w:ascii="Courier New" w:hAnsi="Courier New" w:cs="Courier New"/>
+          <w:color w:val="000000"/>
+          <w:sz w:val="24"/>
+          <w:szCs w:val="24"/>
+        </w:rPr>
+        <w:t>displayDetails</w:t>
+      </w:r>
+      <w:proofErr w:type="spellEnd"/>
+      <w:r>
+        <w:rPr>
+          <w:rFonts w:ascii="Courier New" w:hAnsi="Courier New" w:cs="Courier New"/>
+          <w:color w:val="000000"/>
+          <w:sz w:val="24"/>
+          <w:szCs w:val="24"/>
+        </w:rPr>
+        <w:t>()</w:t>
       </w:r>
       <w:r>
         <w:rPr>
@@ -368,7 +630,27 @@
           <w:szCs w:val="24"/>
         </w:rPr>
         <w:br/>
-        <w:t xml:space="preserve">      System.out.println(</w:t>
+        <w:t xml:space="preserve">      </w:t>
+      </w:r>
+      <w:proofErr w:type="spellStart"/>
+      <w:r>
+        <w:rPr>
+          <w:rFonts w:ascii="Courier New" w:hAnsi="Courier New" w:cs="Courier New"/>
+          <w:color w:val="000000"/>
+          <w:sz w:val="24"/>
+          <w:szCs w:val="24"/>
+        </w:rPr>
+        <w:t>System.out.println</w:t>
+      </w:r>
+      <w:proofErr w:type="spellEnd"/>
+      <w:r>
+        <w:rPr>
+          <w:rFonts w:ascii="Courier New" w:hAnsi="Courier New" w:cs="Courier New"/>
+          <w:color w:val="000000"/>
+          <w:sz w:val="24"/>
+          <w:szCs w:val="24"/>
+        </w:rPr>
+        <w:t>(</w:t>
       </w:r>
       <w:r>
         <w:rPr>
@@ -388,6 +670,7 @@
         </w:rPr>
         <w:t>+</w:t>
       </w:r>
+      <w:proofErr w:type="spellStart"/>
       <w:r>
         <w:rPr>
           <w:rFonts w:ascii="Courier New" w:hAnsi="Courier New" w:cs="Courier New"/>
@@ -404,17 +687,47 @@
           <w:sz w:val="24"/>
           <w:szCs w:val="24"/>
         </w:rPr>
-        <w:t>.source_id);</w:t>
-      </w:r>
-      <w:r>
-        <w:rPr>
-          <w:rFonts w:ascii="Courier New" w:hAnsi="Courier New" w:cs="Courier New"/>
-          <w:color w:val="000000"/>
-          <w:sz w:val="24"/>
-          <w:szCs w:val="24"/>
-        </w:rPr>
-        <w:br/>
-        <w:t xml:space="preserve">      System.out.println(</w:t>
+        <w:t>.source_id</w:t>
+      </w:r>
+      <w:proofErr w:type="spellEnd"/>
+      <w:r>
+        <w:rPr>
+          <w:rFonts w:ascii="Courier New" w:hAnsi="Courier New" w:cs="Courier New"/>
+          <w:color w:val="000000"/>
+          <w:sz w:val="24"/>
+          <w:szCs w:val="24"/>
+        </w:rPr>
+        <w:t>);</w:t>
+      </w:r>
+      <w:r>
+        <w:rPr>
+          <w:rFonts w:ascii="Courier New" w:hAnsi="Courier New" w:cs="Courier New"/>
+          <w:color w:val="000000"/>
+          <w:sz w:val="24"/>
+          <w:szCs w:val="24"/>
+        </w:rPr>
+        <w:br/>
+        <w:t xml:space="preserve">      </w:t>
+      </w:r>
+      <w:proofErr w:type="spellStart"/>
+      <w:r>
+        <w:rPr>
+          <w:rFonts w:ascii="Courier New" w:hAnsi="Courier New" w:cs="Courier New"/>
+          <w:color w:val="000000"/>
+          <w:sz w:val="24"/>
+          <w:szCs w:val="24"/>
+        </w:rPr>
+        <w:t>System.out.println</w:t>
+      </w:r>
+      <w:proofErr w:type="spellEnd"/>
+      <w:r>
+        <w:rPr>
+          <w:rFonts w:ascii="Courier New" w:hAnsi="Courier New" w:cs="Courier New"/>
+          <w:color w:val="000000"/>
+          <w:sz w:val="24"/>
+          <w:szCs w:val="24"/>
+        </w:rPr>
+        <w:t>(</w:t>
       </w:r>
       <w:r>
         <w:rPr>
@@ -434,6 +747,7 @@
         </w:rPr>
         <w:t>+</w:t>
       </w:r>
+      <w:proofErr w:type="spellStart"/>
       <w:r>
         <w:rPr>
           <w:rFonts w:ascii="Courier New" w:hAnsi="Courier New" w:cs="Courier New"/>
@@ -450,17 +764,47 @@
           <w:sz w:val="24"/>
           <w:szCs w:val="24"/>
         </w:rPr>
-        <w:t>.source_name);</w:t>
-      </w:r>
-      <w:r>
-        <w:rPr>
-          <w:rFonts w:ascii="Courier New" w:hAnsi="Courier New" w:cs="Courier New"/>
-          <w:color w:val="000000"/>
-          <w:sz w:val="24"/>
-          <w:szCs w:val="24"/>
-        </w:rPr>
-        <w:br/>
-        <w:t xml:space="preserve">      System.out.println(</w:t>
+        <w:t>.source_name</w:t>
+      </w:r>
+      <w:proofErr w:type="spellEnd"/>
+      <w:r>
+        <w:rPr>
+          <w:rFonts w:ascii="Courier New" w:hAnsi="Courier New" w:cs="Courier New"/>
+          <w:color w:val="000000"/>
+          <w:sz w:val="24"/>
+          <w:szCs w:val="24"/>
+        </w:rPr>
+        <w:t>);</w:t>
+      </w:r>
+      <w:r>
+        <w:rPr>
+          <w:rFonts w:ascii="Courier New" w:hAnsi="Courier New" w:cs="Courier New"/>
+          <w:color w:val="000000"/>
+          <w:sz w:val="24"/>
+          <w:szCs w:val="24"/>
+        </w:rPr>
+        <w:br/>
+        <w:t xml:space="preserve">      </w:t>
+      </w:r>
+      <w:proofErr w:type="spellStart"/>
+      <w:r>
+        <w:rPr>
+          <w:rFonts w:ascii="Courier New" w:hAnsi="Courier New" w:cs="Courier New"/>
+          <w:color w:val="000000"/>
+          <w:sz w:val="24"/>
+          <w:szCs w:val="24"/>
+        </w:rPr>
+        <w:t>System.out.println</w:t>
+      </w:r>
+      <w:proofErr w:type="spellEnd"/>
+      <w:r>
+        <w:rPr>
+          <w:rFonts w:ascii="Courier New" w:hAnsi="Courier New" w:cs="Courier New"/>
+          <w:color w:val="000000"/>
+          <w:sz w:val="24"/>
+          <w:szCs w:val="24"/>
+        </w:rPr>
+        <w:t>(</w:t>
       </w:r>
       <w:r>
         <w:rPr>
@@ -480,6 +824,7 @@
         </w:rPr>
         <w:t>+</w:t>
       </w:r>
+      <w:proofErr w:type="spellStart"/>
       <w:r>
         <w:rPr>
           <w:rFonts w:ascii="Courier New" w:hAnsi="Courier New" w:cs="Courier New"/>
@@ -496,7 +841,17 @@
           <w:sz w:val="24"/>
           <w:szCs w:val="24"/>
         </w:rPr>
-        <w:t>.gen_energy);</w:t>
+        <w:t>.gen_energy</w:t>
+      </w:r>
+      <w:proofErr w:type="spellEnd"/>
+      <w:r>
+        <w:rPr>
+          <w:rFonts w:ascii="Courier New" w:hAnsi="Courier New" w:cs="Courier New"/>
+          <w:color w:val="000000"/>
+          <w:sz w:val="24"/>
+          <w:szCs w:val="24"/>
+        </w:rPr>
+        <w:t>);</w:t>
       </w:r>
       <w:r>
         <w:rPr>
@@ -562,7 +917,27 @@
           <w:sz w:val="24"/>
           <w:szCs w:val="24"/>
         </w:rPr>
-        <w:t xml:space="preserve"> calculateEfficiency();</w:t>
+        <w:t xml:space="preserve"> </w:t>
+      </w:r>
+      <w:proofErr w:type="spellStart"/>
+      <w:r>
+        <w:rPr>
+          <w:rFonts w:ascii="Courier New" w:hAnsi="Courier New" w:cs="Courier New"/>
+          <w:color w:val="000000"/>
+          <w:sz w:val="24"/>
+          <w:szCs w:val="24"/>
+        </w:rPr>
+        <w:t>calculateEfficiency</w:t>
+      </w:r>
+      <w:proofErr w:type="spellEnd"/>
+      <w:r>
+        <w:rPr>
+          <w:rFonts w:ascii="Courier New" w:hAnsi="Courier New" w:cs="Courier New"/>
+          <w:color w:val="000000"/>
+          <w:sz w:val="24"/>
+          <w:szCs w:val="24"/>
+        </w:rPr>
+        <w:t>();</w:t>
       </w:r>
       <w:r>
         <w:rPr>
@@ -608,7 +983,27 @@
           <w:sz w:val="24"/>
           <w:szCs w:val="24"/>
         </w:rPr>
-        <w:t xml:space="preserve"> SolarEnergy </w:t>
+        <w:t xml:space="preserve"> </w:t>
+      </w:r>
+      <w:proofErr w:type="spellStart"/>
+      <w:r>
+        <w:rPr>
+          <w:rFonts w:ascii="Courier New" w:hAnsi="Courier New" w:cs="Courier New"/>
+          <w:color w:val="000000"/>
+          <w:sz w:val="24"/>
+          <w:szCs w:val="24"/>
+        </w:rPr>
+        <w:t>SolarEnergy</w:t>
+      </w:r>
+      <w:proofErr w:type="spellEnd"/>
+      <w:r>
+        <w:rPr>
+          <w:rFonts w:ascii="Courier New" w:hAnsi="Courier New" w:cs="Courier New"/>
+          <w:color w:val="000000"/>
+          <w:sz w:val="24"/>
+          <w:szCs w:val="24"/>
+        </w:rPr>
+        <w:t xml:space="preserve"> </w:t>
       </w:r>
       <w:r>
         <w:rPr>
@@ -626,8 +1021,19 @@
           <w:sz w:val="24"/>
           <w:szCs w:val="24"/>
         </w:rPr>
-        <w:t xml:space="preserve"> EnergySource</w:t>
-      </w:r>
+        <w:t xml:space="preserve"> </w:t>
+      </w:r>
+      <w:proofErr w:type="spellStart"/>
+      <w:r>
+        <w:rPr>
+          <w:rFonts w:ascii="Courier New" w:hAnsi="Courier New" w:cs="Courier New"/>
+          <w:color w:val="000000"/>
+          <w:sz w:val="24"/>
+          <w:szCs w:val="24"/>
+        </w:rPr>
+        <w:t>EnergySource</w:t>
+      </w:r>
+      <w:proofErr w:type="spellEnd"/>
       <w:r>
         <w:rPr>
           <w:rFonts w:ascii="Courier New" w:hAnsi="Courier New" w:cs="Courier New"/>
@@ -646,7 +1052,27 @@
           <w:szCs w:val="24"/>
         </w:rPr>
         <w:br/>
-        <w:t xml:space="preserve">   SolarEnergy(</w:t>
+        <w:t xml:space="preserve">   </w:t>
+      </w:r>
+      <w:proofErr w:type="spellStart"/>
+      <w:r>
+        <w:rPr>
+          <w:rFonts w:ascii="Courier New" w:hAnsi="Courier New" w:cs="Courier New"/>
+          <w:color w:val="000000"/>
+          <w:sz w:val="24"/>
+          <w:szCs w:val="24"/>
+        </w:rPr>
+        <w:t>SolarEnergy</w:t>
+      </w:r>
+      <w:proofErr w:type="spellEnd"/>
+      <w:r>
+        <w:rPr>
+          <w:rFonts w:ascii="Courier New" w:hAnsi="Courier New" w:cs="Courier New"/>
+          <w:color w:val="000000"/>
+          <w:sz w:val="24"/>
+          <w:szCs w:val="24"/>
+        </w:rPr>
+        <w:t>(</w:t>
       </w:r>
       <w:r>
         <w:rPr>
@@ -664,7 +1090,27 @@
           <w:sz w:val="24"/>
           <w:szCs w:val="24"/>
         </w:rPr>
-        <w:t xml:space="preserve"> s_id, </w:t>
+        <w:t xml:space="preserve"> </w:t>
+      </w:r>
+      <w:proofErr w:type="spellStart"/>
+      <w:r>
+        <w:rPr>
+          <w:rFonts w:ascii="Courier New" w:hAnsi="Courier New" w:cs="Courier New"/>
+          <w:color w:val="000000"/>
+          <w:sz w:val="24"/>
+          <w:szCs w:val="24"/>
+        </w:rPr>
+        <w:t>s_id</w:t>
+      </w:r>
+      <w:proofErr w:type="spellEnd"/>
+      <w:r>
+        <w:rPr>
+          <w:rFonts w:ascii="Courier New" w:hAnsi="Courier New" w:cs="Courier New"/>
+          <w:color w:val="000000"/>
+          <w:sz w:val="24"/>
+          <w:szCs w:val="24"/>
+        </w:rPr>
+        <w:t xml:space="preserve">, </w:t>
       </w:r>
       <w:r>
         <w:rPr>
@@ -682,7 +1128,27 @@
           <w:sz w:val="24"/>
           <w:szCs w:val="24"/>
         </w:rPr>
-        <w:t xml:space="preserve"> g, String s_name)</w:t>
+        <w:t xml:space="preserve"> g, String </w:t>
+      </w:r>
+      <w:proofErr w:type="spellStart"/>
+      <w:r>
+        <w:rPr>
+          <w:rFonts w:ascii="Courier New" w:hAnsi="Courier New" w:cs="Courier New"/>
+          <w:color w:val="000000"/>
+          <w:sz w:val="24"/>
+          <w:szCs w:val="24"/>
+        </w:rPr>
+        <w:t>s_name</w:t>
+      </w:r>
+      <w:proofErr w:type="spellEnd"/>
+      <w:r>
+        <w:rPr>
+          <w:rFonts w:ascii="Courier New" w:hAnsi="Courier New" w:cs="Courier New"/>
+          <w:color w:val="000000"/>
+          <w:sz w:val="24"/>
+          <w:szCs w:val="24"/>
+        </w:rPr>
+        <w:t>)</w:t>
       </w:r>
       <w:r>
         <w:rPr>
@@ -720,7 +1186,47 @@
           <w:sz w:val="24"/>
           <w:szCs w:val="24"/>
         </w:rPr>
-        <w:t>(s_id, g, s_name);</w:t>
+        <w:t>(</w:t>
+      </w:r>
+      <w:proofErr w:type="spellStart"/>
+      <w:r>
+        <w:rPr>
+          <w:rFonts w:ascii="Courier New" w:hAnsi="Courier New" w:cs="Courier New"/>
+          <w:color w:val="000000"/>
+          <w:sz w:val="24"/>
+          <w:szCs w:val="24"/>
+        </w:rPr>
+        <w:t>s_id</w:t>
+      </w:r>
+      <w:proofErr w:type="spellEnd"/>
+      <w:r>
+        <w:rPr>
+          <w:rFonts w:ascii="Courier New" w:hAnsi="Courier New" w:cs="Courier New"/>
+          <w:color w:val="000000"/>
+          <w:sz w:val="24"/>
+          <w:szCs w:val="24"/>
+        </w:rPr>
+        <w:t xml:space="preserve">, g, </w:t>
+      </w:r>
+      <w:proofErr w:type="spellStart"/>
+      <w:r>
+        <w:rPr>
+          <w:rFonts w:ascii="Courier New" w:hAnsi="Courier New" w:cs="Courier New"/>
+          <w:color w:val="000000"/>
+          <w:sz w:val="24"/>
+          <w:szCs w:val="24"/>
+        </w:rPr>
+        <w:t>s_name</w:t>
+      </w:r>
+      <w:proofErr w:type="spellEnd"/>
+      <w:r>
+        <w:rPr>
+          <w:rFonts w:ascii="Courier New" w:hAnsi="Courier New" w:cs="Courier New"/>
+          <w:color w:val="000000"/>
+          <w:sz w:val="24"/>
+          <w:szCs w:val="24"/>
+        </w:rPr>
+        <w:t>);</w:t>
       </w:r>
       <w:r>
         <w:rPr>
@@ -768,7 +1274,27 @@
           <w:sz w:val="24"/>
           <w:szCs w:val="24"/>
         </w:rPr>
-        <w:t xml:space="preserve"> calculateEfficiency()</w:t>
+        <w:t xml:space="preserve"> </w:t>
+      </w:r>
+      <w:proofErr w:type="spellStart"/>
+      <w:r>
+        <w:rPr>
+          <w:rFonts w:ascii="Courier New" w:hAnsi="Courier New" w:cs="Courier New"/>
+          <w:color w:val="000000"/>
+          <w:sz w:val="24"/>
+          <w:szCs w:val="24"/>
+        </w:rPr>
+        <w:t>calculateEfficiency</w:t>
+      </w:r>
+      <w:proofErr w:type="spellEnd"/>
+      <w:r>
+        <w:rPr>
+          <w:rFonts w:ascii="Courier New" w:hAnsi="Courier New" w:cs="Courier New"/>
+          <w:color w:val="000000"/>
+          <w:sz w:val="24"/>
+          <w:szCs w:val="24"/>
+        </w:rPr>
+        <w:t>()</w:t>
       </w:r>
       <w:r>
         <w:rPr>
@@ -818,6 +1344,7 @@
         <w:br/>
         <w:t xml:space="preserve">      res = (</w:t>
       </w:r>
+      <w:proofErr w:type="spellStart"/>
       <w:r>
         <w:rPr>
           <w:rFonts w:ascii="Courier New" w:hAnsi="Courier New" w:cs="Courier New"/>
@@ -834,17 +1361,47 @@
           <w:sz w:val="24"/>
           <w:szCs w:val="24"/>
         </w:rPr>
-        <w:t>.gen_energy/5000)*100;</w:t>
-      </w:r>
-      <w:r>
-        <w:rPr>
-          <w:rFonts w:ascii="Courier New" w:hAnsi="Courier New" w:cs="Courier New"/>
-          <w:color w:val="000000"/>
-          <w:sz w:val="24"/>
-          <w:szCs w:val="24"/>
-        </w:rPr>
-        <w:br/>
-        <w:t xml:space="preserve">      System.out.printf(</w:t>
+        <w:t>.gen_energy</w:t>
+      </w:r>
+      <w:proofErr w:type="spellEnd"/>
+      <w:r>
+        <w:rPr>
+          <w:rFonts w:ascii="Courier New" w:hAnsi="Courier New" w:cs="Courier New"/>
+          <w:color w:val="000000"/>
+          <w:sz w:val="24"/>
+          <w:szCs w:val="24"/>
+        </w:rPr>
+        <w:t>/5000)*100;</w:t>
+      </w:r>
+      <w:r>
+        <w:rPr>
+          <w:rFonts w:ascii="Courier New" w:hAnsi="Courier New" w:cs="Courier New"/>
+          <w:color w:val="000000"/>
+          <w:sz w:val="24"/>
+          <w:szCs w:val="24"/>
+        </w:rPr>
+        <w:br/>
+        <w:t xml:space="preserve">      </w:t>
+      </w:r>
+      <w:proofErr w:type="spellStart"/>
+      <w:r>
+        <w:rPr>
+          <w:rFonts w:ascii="Courier New" w:hAnsi="Courier New" w:cs="Courier New"/>
+          <w:color w:val="000000"/>
+          <w:sz w:val="24"/>
+          <w:szCs w:val="24"/>
+        </w:rPr>
+        <w:t>System.out.printf</w:t>
+      </w:r>
+      <w:proofErr w:type="spellEnd"/>
+      <w:r>
+        <w:rPr>
+          <w:rFonts w:ascii="Courier New" w:hAnsi="Courier New" w:cs="Courier New"/>
+          <w:color w:val="000000"/>
+          <w:sz w:val="24"/>
+          <w:szCs w:val="24"/>
+        </w:rPr>
+        <w:t>(</w:t>
       </w:r>
       <w:r>
         <w:rPr>
@@ -918,7 +1475,27 @@
           <w:sz w:val="24"/>
           <w:szCs w:val="24"/>
         </w:rPr>
-        <w:t xml:space="preserve"> WindEnergy </w:t>
+        <w:t xml:space="preserve"> </w:t>
+      </w:r>
+      <w:proofErr w:type="spellStart"/>
+      <w:r>
+        <w:rPr>
+          <w:rFonts w:ascii="Courier New" w:hAnsi="Courier New" w:cs="Courier New"/>
+          <w:color w:val="000000"/>
+          <w:sz w:val="24"/>
+          <w:szCs w:val="24"/>
+        </w:rPr>
+        <w:t>WindEnergy</w:t>
+      </w:r>
+      <w:proofErr w:type="spellEnd"/>
+      <w:r>
+        <w:rPr>
+          <w:rFonts w:ascii="Courier New" w:hAnsi="Courier New" w:cs="Courier New"/>
+          <w:color w:val="000000"/>
+          <w:sz w:val="24"/>
+          <w:szCs w:val="24"/>
+        </w:rPr>
+        <w:t xml:space="preserve"> </w:t>
       </w:r>
       <w:r>
         <w:rPr>
@@ -936,8 +1513,19 @@
           <w:sz w:val="24"/>
           <w:szCs w:val="24"/>
         </w:rPr>
-        <w:t xml:space="preserve"> EnergySource</w:t>
-      </w:r>
+        <w:t xml:space="preserve"> </w:t>
+      </w:r>
+      <w:proofErr w:type="spellStart"/>
+      <w:r>
+        <w:rPr>
+          <w:rFonts w:ascii="Courier New" w:hAnsi="Courier New" w:cs="Courier New"/>
+          <w:color w:val="000000"/>
+          <w:sz w:val="24"/>
+          <w:szCs w:val="24"/>
+        </w:rPr>
+        <w:t>EnergySource</w:t>
+      </w:r>
+      <w:proofErr w:type="spellEnd"/>
       <w:r>
         <w:rPr>
           <w:rFonts w:ascii="Courier New" w:hAnsi="Courier New" w:cs="Courier New"/>
@@ -956,7 +1544,27 @@
           <w:szCs w:val="24"/>
         </w:rPr>
         <w:br/>
-        <w:t xml:space="preserve">   WindEnergy(</w:t>
+        <w:t xml:space="preserve">   </w:t>
+      </w:r>
+      <w:proofErr w:type="spellStart"/>
+      <w:r>
+        <w:rPr>
+          <w:rFonts w:ascii="Courier New" w:hAnsi="Courier New" w:cs="Courier New"/>
+          <w:color w:val="000000"/>
+          <w:sz w:val="24"/>
+          <w:szCs w:val="24"/>
+        </w:rPr>
+        <w:t>WindEnergy</w:t>
+      </w:r>
+      <w:proofErr w:type="spellEnd"/>
+      <w:r>
+        <w:rPr>
+          <w:rFonts w:ascii="Courier New" w:hAnsi="Courier New" w:cs="Courier New"/>
+          <w:color w:val="000000"/>
+          <w:sz w:val="24"/>
+          <w:szCs w:val="24"/>
+        </w:rPr>
+        <w:t>(</w:t>
       </w:r>
       <w:r>
         <w:rPr>
@@ -974,7 +1582,27 @@
           <w:sz w:val="24"/>
           <w:szCs w:val="24"/>
         </w:rPr>
-        <w:t xml:space="preserve"> s_id, </w:t>
+        <w:t xml:space="preserve"> </w:t>
+      </w:r>
+      <w:proofErr w:type="spellStart"/>
+      <w:r>
+        <w:rPr>
+          <w:rFonts w:ascii="Courier New" w:hAnsi="Courier New" w:cs="Courier New"/>
+          <w:color w:val="000000"/>
+          <w:sz w:val="24"/>
+          <w:szCs w:val="24"/>
+        </w:rPr>
+        <w:t>s_id</w:t>
+      </w:r>
+      <w:proofErr w:type="spellEnd"/>
+      <w:r>
+        <w:rPr>
+          <w:rFonts w:ascii="Courier New" w:hAnsi="Courier New" w:cs="Courier New"/>
+          <w:color w:val="000000"/>
+          <w:sz w:val="24"/>
+          <w:szCs w:val="24"/>
+        </w:rPr>
+        <w:t xml:space="preserve">, </w:t>
       </w:r>
       <w:r>
         <w:rPr>
@@ -992,7 +1620,27 @@
           <w:sz w:val="24"/>
           <w:szCs w:val="24"/>
         </w:rPr>
-        <w:t xml:space="preserve"> g, String s_name)</w:t>
+        <w:t xml:space="preserve"> g, String </w:t>
+      </w:r>
+      <w:proofErr w:type="spellStart"/>
+      <w:r>
+        <w:rPr>
+          <w:rFonts w:ascii="Courier New" w:hAnsi="Courier New" w:cs="Courier New"/>
+          <w:color w:val="000000"/>
+          <w:sz w:val="24"/>
+          <w:szCs w:val="24"/>
+        </w:rPr>
+        <w:t>s_name</w:t>
+      </w:r>
+      <w:proofErr w:type="spellEnd"/>
+      <w:r>
+        <w:rPr>
+          <w:rFonts w:ascii="Courier New" w:hAnsi="Courier New" w:cs="Courier New"/>
+          <w:color w:val="000000"/>
+          <w:sz w:val="24"/>
+          <w:szCs w:val="24"/>
+        </w:rPr>
+        <w:t>)</w:t>
       </w:r>
       <w:r>
         <w:rPr>
@@ -1030,7 +1678,47 @@
           <w:sz w:val="24"/>
           <w:szCs w:val="24"/>
         </w:rPr>
-        <w:t>(s_id, g, s_name);</w:t>
+        <w:t>(</w:t>
+      </w:r>
+      <w:proofErr w:type="spellStart"/>
+      <w:r>
+        <w:rPr>
+          <w:rFonts w:ascii="Courier New" w:hAnsi="Courier New" w:cs="Courier New"/>
+          <w:color w:val="000000"/>
+          <w:sz w:val="24"/>
+          <w:szCs w:val="24"/>
+        </w:rPr>
+        <w:t>s_id</w:t>
+      </w:r>
+      <w:proofErr w:type="spellEnd"/>
+      <w:r>
+        <w:rPr>
+          <w:rFonts w:ascii="Courier New" w:hAnsi="Courier New" w:cs="Courier New"/>
+          <w:color w:val="000000"/>
+          <w:sz w:val="24"/>
+          <w:szCs w:val="24"/>
+        </w:rPr>
+        <w:t xml:space="preserve">, g, </w:t>
+      </w:r>
+      <w:proofErr w:type="spellStart"/>
+      <w:r>
+        <w:rPr>
+          <w:rFonts w:ascii="Courier New" w:hAnsi="Courier New" w:cs="Courier New"/>
+          <w:color w:val="000000"/>
+          <w:sz w:val="24"/>
+          <w:szCs w:val="24"/>
+        </w:rPr>
+        <w:t>s_name</w:t>
+      </w:r>
+      <w:proofErr w:type="spellEnd"/>
+      <w:r>
+        <w:rPr>
+          <w:rFonts w:ascii="Courier New" w:hAnsi="Courier New" w:cs="Courier New"/>
+          <w:color w:val="000000"/>
+          <w:sz w:val="24"/>
+          <w:szCs w:val="24"/>
+        </w:rPr>
+        <w:t>);</w:t>
       </w:r>
       <w:r>
         <w:rPr>
@@ -1087,7 +1775,27 @@
           <w:sz w:val="24"/>
           <w:szCs w:val="24"/>
         </w:rPr>
-        <w:t xml:space="preserve"> calculateEfficiency()</w:t>
+        <w:t xml:space="preserve"> </w:t>
+      </w:r>
+      <w:proofErr w:type="spellStart"/>
+      <w:r>
+        <w:rPr>
+          <w:rFonts w:ascii="Courier New" w:hAnsi="Courier New" w:cs="Courier New"/>
+          <w:color w:val="000000"/>
+          <w:sz w:val="24"/>
+          <w:szCs w:val="24"/>
+        </w:rPr>
+        <w:t>calculateEfficiency</w:t>
+      </w:r>
+      <w:proofErr w:type="spellEnd"/>
+      <w:r>
+        <w:rPr>
+          <w:rFonts w:ascii="Courier New" w:hAnsi="Courier New" w:cs="Courier New"/>
+          <w:color w:val="000000"/>
+          <w:sz w:val="24"/>
+          <w:szCs w:val="24"/>
+        </w:rPr>
+        <w:t>()</w:t>
       </w:r>
       <w:r>
         <w:rPr>
@@ -1137,6 +1845,7 @@
         <w:br/>
         <w:t xml:space="preserve">      res = (</w:t>
       </w:r>
+      <w:proofErr w:type="spellStart"/>
       <w:r>
         <w:rPr>
           <w:rFonts w:ascii="Courier New" w:hAnsi="Courier New" w:cs="Courier New"/>
@@ -1153,17 +1862,47 @@
           <w:sz w:val="24"/>
           <w:szCs w:val="24"/>
         </w:rPr>
-        <w:t>.gen_energy/8000)*100;</w:t>
-      </w:r>
-      <w:r>
-        <w:rPr>
-          <w:rFonts w:ascii="Courier New" w:hAnsi="Courier New" w:cs="Courier New"/>
-          <w:color w:val="000000"/>
-          <w:sz w:val="24"/>
-          <w:szCs w:val="24"/>
-        </w:rPr>
-        <w:br/>
-        <w:t xml:space="preserve">      System.out.printf(</w:t>
+        <w:t>.gen_energy</w:t>
+      </w:r>
+      <w:proofErr w:type="spellEnd"/>
+      <w:r>
+        <w:rPr>
+          <w:rFonts w:ascii="Courier New" w:hAnsi="Courier New" w:cs="Courier New"/>
+          <w:color w:val="000000"/>
+          <w:sz w:val="24"/>
+          <w:szCs w:val="24"/>
+        </w:rPr>
+        <w:t>/8000)*100;</w:t>
+      </w:r>
+      <w:r>
+        <w:rPr>
+          <w:rFonts w:ascii="Courier New" w:hAnsi="Courier New" w:cs="Courier New"/>
+          <w:color w:val="000000"/>
+          <w:sz w:val="24"/>
+          <w:szCs w:val="24"/>
+        </w:rPr>
+        <w:br/>
+        <w:t xml:space="preserve">      </w:t>
+      </w:r>
+      <w:proofErr w:type="spellStart"/>
+      <w:r>
+        <w:rPr>
+          <w:rFonts w:ascii="Courier New" w:hAnsi="Courier New" w:cs="Courier New"/>
+          <w:color w:val="000000"/>
+          <w:sz w:val="24"/>
+          <w:szCs w:val="24"/>
+        </w:rPr>
+        <w:t>System.out.printf</w:t>
+      </w:r>
+      <w:proofErr w:type="spellEnd"/>
+      <w:r>
+        <w:rPr>
+          <w:rFonts w:ascii="Courier New" w:hAnsi="Courier New" w:cs="Courier New"/>
+          <w:color w:val="000000"/>
+          <w:sz w:val="24"/>
+          <w:szCs w:val="24"/>
+        </w:rPr>
+        <w:t>(</w:t>
       </w:r>
       <w:r>
         <w:rPr>
@@ -1237,8 +1976,19 @@
           <w:sz w:val="24"/>
           <w:szCs w:val="24"/>
         </w:rPr>
-        <w:t xml:space="preserve"> EnergyManagementSystem</w:t>
-      </w:r>
+        <w:t xml:space="preserve"> </w:t>
+      </w:r>
+      <w:proofErr w:type="spellStart"/>
+      <w:r>
+        <w:rPr>
+          <w:rFonts w:ascii="Courier New" w:hAnsi="Courier New" w:cs="Courier New"/>
+          <w:color w:val="000000"/>
+          <w:sz w:val="24"/>
+          <w:szCs w:val="24"/>
+        </w:rPr>
+        <w:t>EnergyManagementSystem</w:t>
+      </w:r>
+      <w:proofErr w:type="spellEnd"/>
       <w:r>
         <w:rPr>
           <w:rFonts w:ascii="Courier New" w:hAnsi="Courier New" w:cs="Courier New"/>
@@ -1311,7 +2061,27 @@
           <w:sz w:val="24"/>
           <w:szCs w:val="24"/>
         </w:rPr>
-        <w:t xml:space="preserve"> main(String args[])</w:t>
+        <w:t xml:space="preserve"> main(String </w:t>
+      </w:r>
+      <w:proofErr w:type="spellStart"/>
+      <w:r>
+        <w:rPr>
+          <w:rFonts w:ascii="Courier New" w:hAnsi="Courier New" w:cs="Courier New"/>
+          <w:color w:val="000000"/>
+          <w:sz w:val="24"/>
+          <w:szCs w:val="24"/>
+        </w:rPr>
+        <w:t>args</w:t>
+      </w:r>
+      <w:proofErr w:type="spellEnd"/>
+      <w:r>
+        <w:rPr>
+          <w:rFonts w:ascii="Courier New" w:hAnsi="Courier New" w:cs="Courier New"/>
+          <w:color w:val="000000"/>
+          <w:sz w:val="24"/>
+          <w:szCs w:val="24"/>
+        </w:rPr>
+        <w:t>[])</w:t>
       </w:r>
       <w:r>
         <w:rPr>
@@ -1331,7 +2101,27 @@
           <w:szCs w:val="24"/>
         </w:rPr>
         <w:br/>
-        <w:t xml:space="preserve">      EnergySource e = </w:t>
+        <w:t xml:space="preserve">      </w:t>
+      </w:r>
+      <w:proofErr w:type="spellStart"/>
+      <w:r>
+        <w:rPr>
+          <w:rFonts w:ascii="Courier New" w:hAnsi="Courier New" w:cs="Courier New"/>
+          <w:color w:val="000000"/>
+          <w:sz w:val="24"/>
+          <w:szCs w:val="24"/>
+        </w:rPr>
+        <w:t>EnergySource</w:t>
+      </w:r>
+      <w:proofErr w:type="spellEnd"/>
+      <w:r>
+        <w:rPr>
+          <w:rFonts w:ascii="Courier New" w:hAnsi="Courier New" w:cs="Courier New"/>
+          <w:color w:val="000000"/>
+          <w:sz w:val="24"/>
+          <w:szCs w:val="24"/>
+        </w:rPr>
+        <w:t xml:space="preserve"> e = </w:t>
       </w:r>
       <w:r>
         <w:rPr>
@@ -1349,7 +2139,27 @@
           <w:sz w:val="24"/>
           <w:szCs w:val="24"/>
         </w:rPr>
-        <w:t xml:space="preserve"> SolarEnergy(1, 6.6, </w:t>
+        <w:t xml:space="preserve"> </w:t>
+      </w:r>
+      <w:proofErr w:type="spellStart"/>
+      <w:r>
+        <w:rPr>
+          <w:rFonts w:ascii="Courier New" w:hAnsi="Courier New" w:cs="Courier New"/>
+          <w:color w:val="000000"/>
+          <w:sz w:val="24"/>
+          <w:szCs w:val="24"/>
+        </w:rPr>
+        <w:t>SolarEnergy</w:t>
+      </w:r>
+      <w:proofErr w:type="spellEnd"/>
+      <w:r>
+        <w:rPr>
+          <w:rFonts w:ascii="Courier New" w:hAnsi="Courier New" w:cs="Courier New"/>
+          <w:color w:val="000000"/>
+          <w:sz w:val="24"/>
+          <w:szCs w:val="24"/>
+        </w:rPr>
+        <w:t xml:space="preserve">(1, 6.6, </w:t>
       </w:r>
       <w:r>
         <w:rPr>
@@ -1377,17 +2187,57 @@
           <w:szCs w:val="24"/>
         </w:rPr>
         <w:br/>
-        <w:t xml:space="preserve">      e.displayDetails();</w:t>
-      </w:r>
-      <w:r>
-        <w:rPr>
-          <w:rFonts w:ascii="Courier New" w:hAnsi="Courier New" w:cs="Courier New"/>
-          <w:color w:val="000000"/>
-          <w:sz w:val="24"/>
-          <w:szCs w:val="24"/>
-        </w:rPr>
-        <w:br/>
-        <w:t xml:space="preserve">      e.calculateEfficiency();</w:t>
+        <w:t xml:space="preserve">      </w:t>
+      </w:r>
+      <w:proofErr w:type="spellStart"/>
+      <w:r>
+        <w:rPr>
+          <w:rFonts w:ascii="Courier New" w:hAnsi="Courier New" w:cs="Courier New"/>
+          <w:color w:val="000000"/>
+          <w:sz w:val="24"/>
+          <w:szCs w:val="24"/>
+        </w:rPr>
+        <w:t>e.displayDetails</w:t>
+      </w:r>
+      <w:proofErr w:type="spellEnd"/>
+      <w:r>
+        <w:rPr>
+          <w:rFonts w:ascii="Courier New" w:hAnsi="Courier New" w:cs="Courier New"/>
+          <w:color w:val="000000"/>
+          <w:sz w:val="24"/>
+          <w:szCs w:val="24"/>
+        </w:rPr>
+        <w:t>();</w:t>
+      </w:r>
+      <w:r>
+        <w:rPr>
+          <w:rFonts w:ascii="Courier New" w:hAnsi="Courier New" w:cs="Courier New"/>
+          <w:color w:val="000000"/>
+          <w:sz w:val="24"/>
+          <w:szCs w:val="24"/>
+        </w:rPr>
+        <w:br/>
+        <w:t xml:space="preserve">      </w:t>
+      </w:r>
+      <w:proofErr w:type="spellStart"/>
+      <w:r>
+        <w:rPr>
+          <w:rFonts w:ascii="Courier New" w:hAnsi="Courier New" w:cs="Courier New"/>
+          <w:color w:val="000000"/>
+          <w:sz w:val="24"/>
+          <w:szCs w:val="24"/>
+        </w:rPr>
+        <w:t>e.calculateEfficiency</w:t>
+      </w:r>
+      <w:proofErr w:type="spellEnd"/>
+      <w:r>
+        <w:rPr>
+          <w:rFonts w:ascii="Courier New" w:hAnsi="Courier New" w:cs="Courier New"/>
+          <w:color w:val="000000"/>
+          <w:sz w:val="24"/>
+          <w:szCs w:val="24"/>
+        </w:rPr>
+        <w:t>();</w:t>
       </w:r>
       <w:r>
         <w:rPr>
@@ -1407,7 +2257,27 @@
           <w:szCs w:val="24"/>
         </w:rPr>
         <w:br/>
-        <w:t xml:space="preserve">      EnergySource e2 = </w:t>
+        <w:t xml:space="preserve">      </w:t>
+      </w:r>
+      <w:proofErr w:type="spellStart"/>
+      <w:r>
+        <w:rPr>
+          <w:rFonts w:ascii="Courier New" w:hAnsi="Courier New" w:cs="Courier New"/>
+          <w:color w:val="000000"/>
+          <w:sz w:val="24"/>
+          <w:szCs w:val="24"/>
+        </w:rPr>
+        <w:t>EnergySource</w:t>
+      </w:r>
+      <w:proofErr w:type="spellEnd"/>
+      <w:r>
+        <w:rPr>
+          <w:rFonts w:ascii="Courier New" w:hAnsi="Courier New" w:cs="Courier New"/>
+          <w:color w:val="000000"/>
+          <w:sz w:val="24"/>
+          <w:szCs w:val="24"/>
+        </w:rPr>
+        <w:t xml:space="preserve"> e2 = </w:t>
       </w:r>
       <w:r>
         <w:rPr>
@@ -1425,7 +2295,27 @@
           <w:sz w:val="24"/>
           <w:szCs w:val="24"/>
         </w:rPr>
-        <w:t xml:space="preserve"> WindEnergy(2, 5.0, </w:t>
+        <w:t xml:space="preserve"> </w:t>
+      </w:r>
+      <w:proofErr w:type="spellStart"/>
+      <w:r>
+        <w:rPr>
+          <w:rFonts w:ascii="Courier New" w:hAnsi="Courier New" w:cs="Courier New"/>
+          <w:color w:val="000000"/>
+          <w:sz w:val="24"/>
+          <w:szCs w:val="24"/>
+        </w:rPr>
+        <w:t>WindEnergy</w:t>
+      </w:r>
+      <w:proofErr w:type="spellEnd"/>
+      <w:r>
+        <w:rPr>
+          <w:rFonts w:ascii="Courier New" w:hAnsi="Courier New" w:cs="Courier New"/>
+          <w:color w:val="000000"/>
+          <w:sz w:val="24"/>
+          <w:szCs w:val="24"/>
+        </w:rPr>
+        <w:t xml:space="preserve">(2, 5.0, </w:t>
       </w:r>
       <w:r>
         <w:rPr>
@@ -1483,7 +2373,27 @@
           <w:szCs w:val="24"/>
         </w:rPr>
         <w:br/>
-        <w:t xml:space="preserve">      System.out.println(</w:t>
+        <w:t xml:space="preserve">      </w:t>
+      </w:r>
+      <w:proofErr w:type="spellStart"/>
+      <w:r>
+        <w:rPr>
+          <w:rFonts w:ascii="Courier New" w:hAnsi="Courier New" w:cs="Courier New"/>
+          <w:color w:val="000000"/>
+          <w:sz w:val="24"/>
+          <w:szCs w:val="24"/>
+        </w:rPr>
+        <w:t>System.out.println</w:t>
+      </w:r>
+      <w:proofErr w:type="spellEnd"/>
+      <w:r>
+        <w:rPr>
+          <w:rFonts w:ascii="Courier New" w:hAnsi="Courier New" w:cs="Courier New"/>
+          <w:color w:val="000000"/>
+          <w:sz w:val="24"/>
+          <w:szCs w:val="24"/>
+        </w:rPr>
+        <w:t>(</w:t>
       </w:r>
       <w:r>
         <w:rPr>
@@ -1492,7 +2402,27 @@
           <w:sz w:val="24"/>
           <w:szCs w:val="24"/>
         </w:rPr>
-        <w:t>"Kalash Kurpad\n1BF25CS119"</w:t>
+        <w:t xml:space="preserve">"Kalash </w:t>
+      </w:r>
+      <w:proofErr w:type="spellStart"/>
+      <w:r>
+        <w:rPr>
+          <w:rFonts w:ascii="Courier New" w:hAnsi="Courier New" w:cs="Courier New"/>
+          <w:color w:val="00A000"/>
+          <w:sz w:val="24"/>
+          <w:szCs w:val="24"/>
+        </w:rPr>
+        <w:t>Kurpad</w:t>
+      </w:r>
+      <w:proofErr w:type="spellEnd"/>
+      <w:r>
+        <w:rPr>
+          <w:rFonts w:ascii="Courier New" w:hAnsi="Courier New" w:cs="Courier New"/>
+          <w:color w:val="00A000"/>
+          <w:sz w:val="24"/>
+          <w:szCs w:val="24"/>
+        </w:rPr>
+        <w:t>\n1BF25CS119"</w:t>
       </w:r>
       <w:r>
         <w:rPr>
@@ -1576,6 +2506,3080 @@
           <w:szCs w:val="24"/>
         </w:rPr>
         <w:br/>
+      </w:r>
+    </w:p>
+    <w:p/>
+    <w:p/>
+    <w:p/>
+    <w:p/>
+    <w:p/>
+    <w:p/>
+    <w:p/>
+    <w:p>
+      <w:pPr>
+        <w:rPr>
+          <w:rFonts w:ascii="Courier New" w:hAnsi="Courier New" w:cs="Courier New"/>
+          <w:color w:val="000000"/>
+        </w:rPr>
+      </w:pPr>
+      <w:r>
+        <w:rPr>
+          <w:rFonts w:ascii="Courier New" w:hAnsi="Courier New" w:cs="Courier New"/>
+          <w:color w:val="941EDF"/>
+          <w:sz w:val="24"/>
+          <w:szCs w:val="24"/>
+        </w:rPr>
+        <w:lastRenderedPageBreak/>
+        <w:t>interface</w:t>
+      </w:r>
+      <w:r>
+        <w:rPr>
+          <w:rFonts w:ascii="Courier New" w:hAnsi="Courier New" w:cs="Courier New"/>
+          <w:color w:val="000000"/>
+          <w:sz w:val="24"/>
+          <w:szCs w:val="24"/>
+        </w:rPr>
+        <w:t xml:space="preserve"> </w:t>
+      </w:r>
+      <w:proofErr w:type="spellStart"/>
+      <w:r>
+        <w:rPr>
+          <w:rFonts w:ascii="Courier New" w:hAnsi="Courier New" w:cs="Courier New"/>
+          <w:color w:val="000000"/>
+          <w:sz w:val="24"/>
+          <w:szCs w:val="24"/>
+        </w:rPr>
+        <w:t>ParkingCharge</w:t>
+      </w:r>
+      <w:proofErr w:type="spellEnd"/>
+      <w:r>
+        <w:rPr>
+          <w:rFonts w:ascii="Courier New" w:hAnsi="Courier New" w:cs="Courier New"/>
+          <w:color w:val="000000"/>
+          <w:sz w:val="24"/>
+          <w:szCs w:val="24"/>
+        </w:rPr>
+        <w:t xml:space="preserve"> {</w:t>
+      </w:r>
+      <w:r>
+        <w:rPr>
+          <w:rFonts w:ascii="Courier New" w:hAnsi="Courier New" w:cs="Courier New"/>
+          <w:color w:val="000000"/>
+          <w:sz w:val="24"/>
+          <w:szCs w:val="24"/>
+        </w:rPr>
+        <w:br/>
+        <w:t xml:space="preserve">    </w:t>
+      </w:r>
+      <w:r>
+        <w:rPr>
+          <w:rFonts w:ascii="Courier New" w:hAnsi="Courier New" w:cs="Courier New"/>
+          <w:color w:val="941EDF"/>
+          <w:sz w:val="24"/>
+          <w:szCs w:val="24"/>
+        </w:rPr>
+        <w:t>double</w:t>
+      </w:r>
+      <w:r>
+        <w:rPr>
+          <w:rFonts w:ascii="Courier New" w:hAnsi="Courier New" w:cs="Courier New"/>
+          <w:color w:val="000000"/>
+          <w:sz w:val="24"/>
+          <w:szCs w:val="24"/>
+        </w:rPr>
+        <w:t xml:space="preserve"> </w:t>
+      </w:r>
+      <w:proofErr w:type="spellStart"/>
+      <w:r>
+        <w:rPr>
+          <w:rFonts w:ascii="Courier New" w:hAnsi="Courier New" w:cs="Courier New"/>
+          <w:color w:val="000000"/>
+          <w:sz w:val="24"/>
+          <w:szCs w:val="24"/>
+        </w:rPr>
+        <w:t>calculateCharge</w:t>
+      </w:r>
+      <w:proofErr w:type="spellEnd"/>
+      <w:r>
+        <w:rPr>
+          <w:rFonts w:ascii="Courier New" w:hAnsi="Courier New" w:cs="Courier New"/>
+          <w:color w:val="000000"/>
+          <w:sz w:val="24"/>
+          <w:szCs w:val="24"/>
+        </w:rPr>
+        <w:t>();</w:t>
+      </w:r>
+      <w:r>
+        <w:rPr>
+          <w:rFonts w:ascii="Courier New" w:hAnsi="Courier New" w:cs="Courier New"/>
+          <w:color w:val="000000"/>
+          <w:sz w:val="24"/>
+          <w:szCs w:val="24"/>
+        </w:rPr>
+        <w:br/>
+        <w:t xml:space="preserve">    </w:t>
+      </w:r>
+      <w:r>
+        <w:rPr>
+          <w:rFonts w:ascii="Courier New" w:hAnsi="Courier New" w:cs="Courier New"/>
+          <w:color w:val="941EDF"/>
+          <w:sz w:val="24"/>
+          <w:szCs w:val="24"/>
+        </w:rPr>
+        <w:t>void</w:t>
+      </w:r>
+      <w:r>
+        <w:rPr>
+          <w:rFonts w:ascii="Courier New" w:hAnsi="Courier New" w:cs="Courier New"/>
+          <w:color w:val="000000"/>
+          <w:sz w:val="24"/>
+          <w:szCs w:val="24"/>
+        </w:rPr>
+        <w:t xml:space="preserve"> </w:t>
+      </w:r>
+      <w:proofErr w:type="spellStart"/>
+      <w:r>
+        <w:rPr>
+          <w:rFonts w:ascii="Courier New" w:hAnsi="Courier New" w:cs="Courier New"/>
+          <w:color w:val="000000"/>
+          <w:sz w:val="24"/>
+          <w:szCs w:val="24"/>
+        </w:rPr>
+        <w:t>displayParkingDetails</w:t>
+      </w:r>
+      <w:proofErr w:type="spellEnd"/>
+      <w:r>
+        <w:rPr>
+          <w:rFonts w:ascii="Courier New" w:hAnsi="Courier New" w:cs="Courier New"/>
+          <w:color w:val="000000"/>
+          <w:sz w:val="24"/>
+          <w:szCs w:val="24"/>
+        </w:rPr>
+        <w:t>();</w:t>
+      </w:r>
+      <w:r>
+        <w:rPr>
+          <w:rFonts w:ascii="Courier New" w:hAnsi="Courier New" w:cs="Courier New"/>
+          <w:color w:val="000000"/>
+          <w:sz w:val="24"/>
+          <w:szCs w:val="24"/>
+        </w:rPr>
+        <w:br/>
+        <w:t>}</w:t>
+      </w:r>
+      <w:r>
+        <w:rPr>
+          <w:rFonts w:ascii="Courier New" w:hAnsi="Courier New" w:cs="Courier New"/>
+          <w:color w:val="000000"/>
+          <w:sz w:val="24"/>
+          <w:szCs w:val="24"/>
+        </w:rPr>
+        <w:br/>
+      </w:r>
+      <w:r>
+        <w:rPr>
+          <w:rFonts w:ascii="Courier New" w:hAnsi="Courier New" w:cs="Courier New"/>
+          <w:color w:val="000000"/>
+          <w:sz w:val="24"/>
+          <w:szCs w:val="24"/>
+        </w:rPr>
+        <w:br/>
+      </w:r>
+      <w:r>
+        <w:rPr>
+          <w:rFonts w:ascii="Courier New" w:hAnsi="Courier New" w:cs="Courier New"/>
+          <w:color w:val="941EDF"/>
+          <w:sz w:val="24"/>
+          <w:szCs w:val="24"/>
+        </w:rPr>
+        <w:t>class</w:t>
+      </w:r>
+      <w:r>
+        <w:rPr>
+          <w:rFonts w:ascii="Courier New" w:hAnsi="Courier New" w:cs="Courier New"/>
+          <w:color w:val="000000"/>
+          <w:sz w:val="24"/>
+          <w:szCs w:val="24"/>
+        </w:rPr>
+        <w:t xml:space="preserve"> </w:t>
+      </w:r>
+      <w:proofErr w:type="spellStart"/>
+      <w:r>
+        <w:rPr>
+          <w:rFonts w:ascii="Courier New" w:hAnsi="Courier New" w:cs="Courier New"/>
+          <w:color w:val="000000"/>
+          <w:sz w:val="24"/>
+          <w:szCs w:val="24"/>
+        </w:rPr>
+        <w:t>VehicleParking</w:t>
+      </w:r>
+      <w:proofErr w:type="spellEnd"/>
+      <w:r>
+        <w:rPr>
+          <w:rFonts w:ascii="Courier New" w:hAnsi="Courier New" w:cs="Courier New"/>
+          <w:color w:val="000000"/>
+          <w:sz w:val="24"/>
+          <w:szCs w:val="24"/>
+        </w:rPr>
+        <w:t xml:space="preserve"> {</w:t>
+      </w:r>
+      <w:r>
+        <w:rPr>
+          <w:rFonts w:ascii="Courier New" w:hAnsi="Courier New" w:cs="Courier New"/>
+          <w:color w:val="000000"/>
+          <w:sz w:val="24"/>
+          <w:szCs w:val="24"/>
+        </w:rPr>
+        <w:br/>
+        <w:t xml:space="preserve">    String </w:t>
+      </w:r>
+      <w:proofErr w:type="spellStart"/>
+      <w:r>
+        <w:rPr>
+          <w:rFonts w:ascii="Courier New" w:hAnsi="Courier New" w:cs="Courier New"/>
+          <w:color w:val="000000"/>
+          <w:sz w:val="24"/>
+          <w:szCs w:val="24"/>
+        </w:rPr>
+        <w:t>vehicleNumber</w:t>
+      </w:r>
+      <w:proofErr w:type="spellEnd"/>
+      <w:r>
+        <w:rPr>
+          <w:rFonts w:ascii="Courier New" w:hAnsi="Courier New" w:cs="Courier New"/>
+          <w:color w:val="000000"/>
+          <w:sz w:val="24"/>
+          <w:szCs w:val="24"/>
+        </w:rPr>
+        <w:t>;</w:t>
+      </w:r>
+      <w:r>
+        <w:rPr>
+          <w:rFonts w:ascii="Courier New" w:hAnsi="Courier New" w:cs="Courier New"/>
+          <w:color w:val="000000"/>
+          <w:sz w:val="24"/>
+          <w:szCs w:val="24"/>
+        </w:rPr>
+        <w:br/>
+        <w:t xml:space="preserve">    String </w:t>
+      </w:r>
+      <w:proofErr w:type="spellStart"/>
+      <w:r>
+        <w:rPr>
+          <w:rFonts w:ascii="Courier New" w:hAnsi="Courier New" w:cs="Courier New"/>
+          <w:color w:val="000000"/>
+          <w:sz w:val="24"/>
+          <w:szCs w:val="24"/>
+        </w:rPr>
+        <w:t>vehicleType</w:t>
+      </w:r>
+      <w:proofErr w:type="spellEnd"/>
+      <w:r>
+        <w:rPr>
+          <w:rFonts w:ascii="Courier New" w:hAnsi="Courier New" w:cs="Courier New"/>
+          <w:color w:val="000000"/>
+          <w:sz w:val="24"/>
+          <w:szCs w:val="24"/>
+        </w:rPr>
+        <w:t>;</w:t>
+      </w:r>
+      <w:r>
+        <w:rPr>
+          <w:rFonts w:ascii="Courier New" w:hAnsi="Courier New" w:cs="Courier New"/>
+          <w:color w:val="000000"/>
+          <w:sz w:val="24"/>
+          <w:szCs w:val="24"/>
+        </w:rPr>
+        <w:br/>
+        <w:t xml:space="preserve">    </w:t>
+      </w:r>
+      <w:r>
+        <w:rPr>
+          <w:rFonts w:ascii="Courier New" w:hAnsi="Courier New" w:cs="Courier New"/>
+          <w:color w:val="941EDF"/>
+          <w:sz w:val="24"/>
+          <w:szCs w:val="24"/>
+        </w:rPr>
+        <w:t>int</w:t>
+      </w:r>
+      <w:r>
+        <w:rPr>
+          <w:rFonts w:ascii="Courier New" w:hAnsi="Courier New" w:cs="Courier New"/>
+          <w:color w:val="000000"/>
+          <w:sz w:val="24"/>
+          <w:szCs w:val="24"/>
+        </w:rPr>
+        <w:t xml:space="preserve"> </w:t>
+      </w:r>
+      <w:proofErr w:type="spellStart"/>
+      <w:r>
+        <w:rPr>
+          <w:rFonts w:ascii="Courier New" w:hAnsi="Courier New" w:cs="Courier New"/>
+          <w:color w:val="000000"/>
+          <w:sz w:val="24"/>
+          <w:szCs w:val="24"/>
+        </w:rPr>
+        <w:t>parkingHours</w:t>
+      </w:r>
+      <w:proofErr w:type="spellEnd"/>
+      <w:r>
+        <w:rPr>
+          <w:rFonts w:ascii="Courier New" w:hAnsi="Courier New" w:cs="Courier New"/>
+          <w:color w:val="000000"/>
+          <w:sz w:val="24"/>
+          <w:szCs w:val="24"/>
+        </w:rPr>
+        <w:t>;</w:t>
+      </w:r>
+      <w:r>
+        <w:rPr>
+          <w:rFonts w:ascii="Courier New" w:hAnsi="Courier New" w:cs="Courier New"/>
+          <w:color w:val="000000"/>
+          <w:sz w:val="24"/>
+          <w:szCs w:val="24"/>
+        </w:rPr>
+        <w:br/>
+      </w:r>
+      <w:r>
+        <w:rPr>
+          <w:rFonts w:ascii="Courier New" w:hAnsi="Courier New" w:cs="Courier New"/>
+          <w:color w:val="000000"/>
+          <w:sz w:val="24"/>
+          <w:szCs w:val="24"/>
+        </w:rPr>
+        <w:br/>
+        <w:t xml:space="preserve">    </w:t>
+      </w:r>
+      <w:r>
+        <w:rPr>
+          <w:rFonts w:ascii="Courier New" w:hAnsi="Courier New" w:cs="Courier New"/>
+          <w:color w:val="941EDF"/>
+          <w:sz w:val="24"/>
+          <w:szCs w:val="24"/>
+        </w:rPr>
+        <w:t>public</w:t>
+      </w:r>
+      <w:r>
+        <w:rPr>
+          <w:rFonts w:ascii="Courier New" w:hAnsi="Courier New" w:cs="Courier New"/>
+          <w:color w:val="000000"/>
+          <w:sz w:val="24"/>
+          <w:szCs w:val="24"/>
+        </w:rPr>
+        <w:t xml:space="preserve"> </w:t>
+      </w:r>
+      <w:proofErr w:type="spellStart"/>
+      <w:r>
+        <w:rPr>
+          <w:rFonts w:ascii="Courier New" w:hAnsi="Courier New" w:cs="Courier New"/>
+          <w:color w:val="000000"/>
+          <w:sz w:val="24"/>
+          <w:szCs w:val="24"/>
+        </w:rPr>
+        <w:t>VehicleParking</w:t>
+      </w:r>
+      <w:proofErr w:type="spellEnd"/>
+      <w:r>
+        <w:rPr>
+          <w:rFonts w:ascii="Courier New" w:hAnsi="Courier New" w:cs="Courier New"/>
+          <w:color w:val="000000"/>
+          <w:sz w:val="24"/>
+          <w:szCs w:val="24"/>
+        </w:rPr>
+        <w:t xml:space="preserve">(String </w:t>
+      </w:r>
+      <w:proofErr w:type="spellStart"/>
+      <w:r>
+        <w:rPr>
+          <w:rFonts w:ascii="Courier New" w:hAnsi="Courier New" w:cs="Courier New"/>
+          <w:color w:val="000000"/>
+          <w:sz w:val="24"/>
+          <w:szCs w:val="24"/>
+        </w:rPr>
+        <w:t>vehicleNumber</w:t>
+      </w:r>
+      <w:proofErr w:type="spellEnd"/>
+      <w:r>
+        <w:rPr>
+          <w:rFonts w:ascii="Courier New" w:hAnsi="Courier New" w:cs="Courier New"/>
+          <w:color w:val="000000"/>
+          <w:sz w:val="24"/>
+          <w:szCs w:val="24"/>
+        </w:rPr>
+        <w:t xml:space="preserve">, String </w:t>
+      </w:r>
+      <w:proofErr w:type="spellStart"/>
+      <w:r>
+        <w:rPr>
+          <w:rFonts w:ascii="Courier New" w:hAnsi="Courier New" w:cs="Courier New"/>
+          <w:color w:val="000000"/>
+          <w:sz w:val="24"/>
+          <w:szCs w:val="24"/>
+        </w:rPr>
+        <w:t>vehicleType</w:t>
+      </w:r>
+      <w:proofErr w:type="spellEnd"/>
+      <w:r>
+        <w:rPr>
+          <w:rFonts w:ascii="Courier New" w:hAnsi="Courier New" w:cs="Courier New"/>
+          <w:color w:val="000000"/>
+          <w:sz w:val="24"/>
+          <w:szCs w:val="24"/>
+        </w:rPr>
+        <w:t xml:space="preserve">, </w:t>
+      </w:r>
+      <w:r>
+        <w:rPr>
+          <w:rFonts w:ascii="Courier New" w:hAnsi="Courier New" w:cs="Courier New"/>
+          <w:color w:val="941EDF"/>
+          <w:sz w:val="24"/>
+          <w:szCs w:val="24"/>
+        </w:rPr>
+        <w:t>int</w:t>
+      </w:r>
+      <w:r>
+        <w:rPr>
+          <w:rFonts w:ascii="Courier New" w:hAnsi="Courier New" w:cs="Courier New"/>
+          <w:color w:val="000000"/>
+          <w:sz w:val="24"/>
+          <w:szCs w:val="24"/>
+        </w:rPr>
+        <w:t xml:space="preserve"> </w:t>
+      </w:r>
+      <w:proofErr w:type="spellStart"/>
+      <w:r>
+        <w:rPr>
+          <w:rFonts w:ascii="Courier New" w:hAnsi="Courier New" w:cs="Courier New"/>
+          <w:color w:val="000000"/>
+          <w:sz w:val="24"/>
+          <w:szCs w:val="24"/>
+        </w:rPr>
+        <w:t>parkingHours</w:t>
+      </w:r>
+      <w:proofErr w:type="spellEnd"/>
+      <w:r>
+        <w:rPr>
+          <w:rFonts w:ascii="Courier New" w:hAnsi="Courier New" w:cs="Courier New"/>
+          <w:color w:val="000000"/>
+          <w:sz w:val="24"/>
+          <w:szCs w:val="24"/>
+        </w:rPr>
+        <w:t>) {</w:t>
+      </w:r>
+      <w:r>
+        <w:rPr>
+          <w:rFonts w:ascii="Courier New" w:hAnsi="Courier New" w:cs="Courier New"/>
+          <w:color w:val="000000"/>
+          <w:sz w:val="24"/>
+          <w:szCs w:val="24"/>
+        </w:rPr>
+        <w:br/>
+        <w:t xml:space="preserve">        </w:t>
+      </w:r>
+      <w:proofErr w:type="spellStart"/>
+      <w:r>
+        <w:rPr>
+          <w:rFonts w:ascii="Courier New" w:hAnsi="Courier New" w:cs="Courier New"/>
+          <w:color w:val="941EDF"/>
+          <w:sz w:val="24"/>
+          <w:szCs w:val="24"/>
+        </w:rPr>
+        <w:t>this</w:t>
+      </w:r>
+      <w:r>
+        <w:rPr>
+          <w:rFonts w:ascii="Courier New" w:hAnsi="Courier New" w:cs="Courier New"/>
+          <w:color w:val="000000"/>
+          <w:sz w:val="24"/>
+          <w:szCs w:val="24"/>
+        </w:rPr>
+        <w:t>.vehicleNumber</w:t>
+      </w:r>
+      <w:proofErr w:type="spellEnd"/>
+      <w:r>
+        <w:rPr>
+          <w:rFonts w:ascii="Courier New" w:hAnsi="Courier New" w:cs="Courier New"/>
+          <w:color w:val="000000"/>
+          <w:sz w:val="24"/>
+          <w:szCs w:val="24"/>
+        </w:rPr>
+        <w:t xml:space="preserve"> = </w:t>
+      </w:r>
+      <w:proofErr w:type="spellStart"/>
+      <w:r>
+        <w:rPr>
+          <w:rFonts w:ascii="Courier New" w:hAnsi="Courier New" w:cs="Courier New"/>
+          <w:color w:val="000000"/>
+          <w:sz w:val="24"/>
+          <w:szCs w:val="24"/>
+        </w:rPr>
+        <w:t>vehicleNumber</w:t>
+      </w:r>
+      <w:proofErr w:type="spellEnd"/>
+      <w:r>
+        <w:rPr>
+          <w:rFonts w:ascii="Courier New" w:hAnsi="Courier New" w:cs="Courier New"/>
+          <w:color w:val="000000"/>
+          <w:sz w:val="24"/>
+          <w:szCs w:val="24"/>
+        </w:rPr>
+        <w:t>;</w:t>
+      </w:r>
+      <w:r>
+        <w:rPr>
+          <w:rFonts w:ascii="Courier New" w:hAnsi="Courier New" w:cs="Courier New"/>
+          <w:color w:val="000000"/>
+          <w:sz w:val="24"/>
+          <w:szCs w:val="24"/>
+        </w:rPr>
+        <w:br/>
+        <w:t xml:space="preserve">        </w:t>
+      </w:r>
+      <w:proofErr w:type="spellStart"/>
+      <w:r>
+        <w:rPr>
+          <w:rFonts w:ascii="Courier New" w:hAnsi="Courier New" w:cs="Courier New"/>
+          <w:color w:val="941EDF"/>
+          <w:sz w:val="24"/>
+          <w:szCs w:val="24"/>
+        </w:rPr>
+        <w:t>this</w:t>
+      </w:r>
+      <w:r>
+        <w:rPr>
+          <w:rFonts w:ascii="Courier New" w:hAnsi="Courier New" w:cs="Courier New"/>
+          <w:color w:val="000000"/>
+          <w:sz w:val="24"/>
+          <w:szCs w:val="24"/>
+        </w:rPr>
+        <w:t>.vehicleType</w:t>
+      </w:r>
+      <w:proofErr w:type="spellEnd"/>
+      <w:r>
+        <w:rPr>
+          <w:rFonts w:ascii="Courier New" w:hAnsi="Courier New" w:cs="Courier New"/>
+          <w:color w:val="000000"/>
+          <w:sz w:val="24"/>
+          <w:szCs w:val="24"/>
+        </w:rPr>
+        <w:t xml:space="preserve"> = </w:t>
+      </w:r>
+      <w:proofErr w:type="spellStart"/>
+      <w:r>
+        <w:rPr>
+          <w:rFonts w:ascii="Courier New" w:hAnsi="Courier New" w:cs="Courier New"/>
+          <w:color w:val="000000"/>
+          <w:sz w:val="24"/>
+          <w:szCs w:val="24"/>
+        </w:rPr>
+        <w:t>vehicleType</w:t>
+      </w:r>
+      <w:proofErr w:type="spellEnd"/>
+      <w:r>
+        <w:rPr>
+          <w:rFonts w:ascii="Courier New" w:hAnsi="Courier New" w:cs="Courier New"/>
+          <w:color w:val="000000"/>
+          <w:sz w:val="24"/>
+          <w:szCs w:val="24"/>
+        </w:rPr>
+        <w:t>;</w:t>
+      </w:r>
+      <w:r>
+        <w:rPr>
+          <w:rFonts w:ascii="Courier New" w:hAnsi="Courier New" w:cs="Courier New"/>
+          <w:color w:val="000000"/>
+          <w:sz w:val="24"/>
+          <w:szCs w:val="24"/>
+        </w:rPr>
+        <w:br/>
+        <w:t xml:space="preserve">        </w:t>
+      </w:r>
+      <w:proofErr w:type="spellStart"/>
+      <w:r>
+        <w:rPr>
+          <w:rFonts w:ascii="Courier New" w:hAnsi="Courier New" w:cs="Courier New"/>
+          <w:color w:val="941EDF"/>
+          <w:sz w:val="24"/>
+          <w:szCs w:val="24"/>
+        </w:rPr>
+        <w:t>this</w:t>
+      </w:r>
+      <w:r>
+        <w:rPr>
+          <w:rFonts w:ascii="Courier New" w:hAnsi="Courier New" w:cs="Courier New"/>
+          <w:color w:val="000000"/>
+          <w:sz w:val="24"/>
+          <w:szCs w:val="24"/>
+        </w:rPr>
+        <w:t>.parkingHours</w:t>
+      </w:r>
+      <w:proofErr w:type="spellEnd"/>
+      <w:r>
+        <w:rPr>
+          <w:rFonts w:ascii="Courier New" w:hAnsi="Courier New" w:cs="Courier New"/>
+          <w:color w:val="000000"/>
+          <w:sz w:val="24"/>
+          <w:szCs w:val="24"/>
+        </w:rPr>
+        <w:t xml:space="preserve"> = </w:t>
+      </w:r>
+      <w:proofErr w:type="spellStart"/>
+      <w:r>
+        <w:rPr>
+          <w:rFonts w:ascii="Courier New" w:hAnsi="Courier New" w:cs="Courier New"/>
+          <w:color w:val="000000"/>
+          <w:sz w:val="24"/>
+          <w:szCs w:val="24"/>
+        </w:rPr>
+        <w:t>parkingHours</w:t>
+      </w:r>
+      <w:proofErr w:type="spellEnd"/>
+      <w:r>
+        <w:rPr>
+          <w:rFonts w:ascii="Courier New" w:hAnsi="Courier New" w:cs="Courier New"/>
+          <w:color w:val="000000"/>
+          <w:sz w:val="24"/>
+          <w:szCs w:val="24"/>
+        </w:rPr>
+        <w:t>;</w:t>
+      </w:r>
+      <w:r>
+        <w:rPr>
+          <w:rFonts w:ascii="Courier New" w:hAnsi="Courier New" w:cs="Courier New"/>
+          <w:color w:val="000000"/>
+          <w:sz w:val="24"/>
+          <w:szCs w:val="24"/>
+        </w:rPr>
+        <w:br/>
+        <w:t xml:space="preserve">    }</w:t>
+      </w:r>
+      <w:r>
+        <w:rPr>
+          <w:rFonts w:ascii="Courier New" w:hAnsi="Courier New" w:cs="Courier New"/>
+          <w:color w:val="000000"/>
+          <w:sz w:val="24"/>
+          <w:szCs w:val="24"/>
+        </w:rPr>
+        <w:br/>
+        <w:t>}</w:t>
+      </w:r>
+      <w:r>
+        <w:rPr>
+          <w:rFonts w:ascii="Courier New" w:hAnsi="Courier New" w:cs="Courier New"/>
+          <w:color w:val="000000"/>
+          <w:sz w:val="24"/>
+          <w:szCs w:val="24"/>
+        </w:rPr>
+        <w:br/>
+      </w:r>
+      <w:r>
+        <w:rPr>
+          <w:rFonts w:ascii="Courier New" w:hAnsi="Courier New" w:cs="Courier New"/>
+          <w:color w:val="000000"/>
+          <w:sz w:val="24"/>
+          <w:szCs w:val="24"/>
+        </w:rPr>
+        <w:br/>
+      </w:r>
+      <w:r>
+        <w:rPr>
+          <w:rFonts w:ascii="Courier New" w:hAnsi="Courier New" w:cs="Courier New"/>
+          <w:color w:val="941EDF"/>
+          <w:sz w:val="24"/>
+          <w:szCs w:val="24"/>
+        </w:rPr>
+        <w:t>class</w:t>
+      </w:r>
+      <w:r>
+        <w:rPr>
+          <w:rFonts w:ascii="Courier New" w:hAnsi="Courier New" w:cs="Courier New"/>
+          <w:color w:val="000000"/>
+          <w:sz w:val="24"/>
+          <w:szCs w:val="24"/>
+        </w:rPr>
+        <w:t xml:space="preserve"> </w:t>
+      </w:r>
+      <w:proofErr w:type="spellStart"/>
+      <w:r>
+        <w:rPr>
+          <w:rFonts w:ascii="Courier New" w:hAnsi="Courier New" w:cs="Courier New"/>
+          <w:color w:val="000000"/>
+          <w:sz w:val="24"/>
+          <w:szCs w:val="24"/>
+        </w:rPr>
+        <w:t>TwoWheeler</w:t>
+      </w:r>
+      <w:proofErr w:type="spellEnd"/>
+      <w:r>
+        <w:rPr>
+          <w:rFonts w:ascii="Courier New" w:hAnsi="Courier New" w:cs="Courier New"/>
+          <w:color w:val="000000"/>
+          <w:sz w:val="24"/>
+          <w:szCs w:val="24"/>
+        </w:rPr>
+        <w:t xml:space="preserve"> </w:t>
+      </w:r>
+      <w:r>
+        <w:rPr>
+          <w:rFonts w:ascii="Courier New" w:hAnsi="Courier New" w:cs="Courier New"/>
+          <w:color w:val="941EDF"/>
+          <w:sz w:val="24"/>
+          <w:szCs w:val="24"/>
+        </w:rPr>
+        <w:t>extends</w:t>
+      </w:r>
+      <w:r>
+        <w:rPr>
+          <w:rFonts w:ascii="Courier New" w:hAnsi="Courier New" w:cs="Courier New"/>
+          <w:color w:val="000000"/>
+          <w:sz w:val="24"/>
+          <w:szCs w:val="24"/>
+        </w:rPr>
+        <w:t xml:space="preserve"> </w:t>
+      </w:r>
+      <w:proofErr w:type="spellStart"/>
+      <w:r>
+        <w:rPr>
+          <w:rFonts w:ascii="Courier New" w:hAnsi="Courier New" w:cs="Courier New"/>
+          <w:color w:val="000000"/>
+          <w:sz w:val="24"/>
+          <w:szCs w:val="24"/>
+        </w:rPr>
+        <w:t>VehicleParking</w:t>
+      </w:r>
+      <w:proofErr w:type="spellEnd"/>
+      <w:r>
+        <w:rPr>
+          <w:rFonts w:ascii="Courier New" w:hAnsi="Courier New" w:cs="Courier New"/>
+          <w:color w:val="000000"/>
+          <w:sz w:val="24"/>
+          <w:szCs w:val="24"/>
+        </w:rPr>
+        <w:t xml:space="preserve"> </w:t>
+      </w:r>
+      <w:r>
+        <w:rPr>
+          <w:rFonts w:ascii="Courier New" w:hAnsi="Courier New" w:cs="Courier New"/>
+          <w:color w:val="941EDF"/>
+          <w:sz w:val="24"/>
+          <w:szCs w:val="24"/>
+        </w:rPr>
+        <w:t>implements</w:t>
+      </w:r>
+      <w:r>
+        <w:rPr>
+          <w:rFonts w:ascii="Courier New" w:hAnsi="Courier New" w:cs="Courier New"/>
+          <w:color w:val="000000"/>
+          <w:sz w:val="24"/>
+          <w:szCs w:val="24"/>
+        </w:rPr>
+        <w:t xml:space="preserve"> </w:t>
+      </w:r>
+      <w:proofErr w:type="spellStart"/>
+      <w:r>
+        <w:rPr>
+          <w:rFonts w:ascii="Courier New" w:hAnsi="Courier New" w:cs="Courier New"/>
+          <w:color w:val="000000"/>
+          <w:sz w:val="24"/>
+          <w:szCs w:val="24"/>
+        </w:rPr>
+        <w:t>ParkingCharge</w:t>
+      </w:r>
+      <w:proofErr w:type="spellEnd"/>
+      <w:r>
+        <w:rPr>
+          <w:rFonts w:ascii="Courier New" w:hAnsi="Courier New" w:cs="Courier New"/>
+          <w:color w:val="000000"/>
+          <w:sz w:val="24"/>
+          <w:szCs w:val="24"/>
+        </w:rPr>
+        <w:t xml:space="preserve"> {</w:t>
+      </w:r>
+      <w:r>
+        <w:rPr>
+          <w:rFonts w:ascii="Courier New" w:hAnsi="Courier New" w:cs="Courier New"/>
+          <w:color w:val="000000"/>
+          <w:sz w:val="24"/>
+          <w:szCs w:val="24"/>
+        </w:rPr>
+        <w:br/>
+      </w:r>
+      <w:r>
+        <w:rPr>
+          <w:rFonts w:ascii="Courier New" w:hAnsi="Courier New" w:cs="Courier New"/>
+          <w:color w:val="000000"/>
+          <w:sz w:val="24"/>
+          <w:szCs w:val="24"/>
+        </w:rPr>
+        <w:br/>
+        <w:t xml:space="preserve">    </w:t>
+      </w:r>
+      <w:r>
+        <w:rPr>
+          <w:rFonts w:ascii="Courier New" w:hAnsi="Courier New" w:cs="Courier New"/>
+          <w:color w:val="941EDF"/>
+          <w:sz w:val="24"/>
+          <w:szCs w:val="24"/>
+        </w:rPr>
+        <w:t>public</w:t>
+      </w:r>
+      <w:r>
+        <w:rPr>
+          <w:rFonts w:ascii="Courier New" w:hAnsi="Courier New" w:cs="Courier New"/>
+          <w:color w:val="000000"/>
+          <w:sz w:val="24"/>
+          <w:szCs w:val="24"/>
+        </w:rPr>
+        <w:t xml:space="preserve"> </w:t>
+      </w:r>
+      <w:proofErr w:type="spellStart"/>
+      <w:r>
+        <w:rPr>
+          <w:rFonts w:ascii="Courier New" w:hAnsi="Courier New" w:cs="Courier New"/>
+          <w:color w:val="000000"/>
+          <w:sz w:val="24"/>
+          <w:szCs w:val="24"/>
+        </w:rPr>
+        <w:t>TwoWheeler</w:t>
+      </w:r>
+      <w:proofErr w:type="spellEnd"/>
+      <w:r>
+        <w:rPr>
+          <w:rFonts w:ascii="Courier New" w:hAnsi="Courier New" w:cs="Courier New"/>
+          <w:color w:val="000000"/>
+          <w:sz w:val="24"/>
+          <w:szCs w:val="24"/>
+        </w:rPr>
+        <w:t xml:space="preserve">(String </w:t>
+      </w:r>
+      <w:proofErr w:type="spellStart"/>
+      <w:r>
+        <w:rPr>
+          <w:rFonts w:ascii="Courier New" w:hAnsi="Courier New" w:cs="Courier New"/>
+          <w:color w:val="000000"/>
+          <w:sz w:val="24"/>
+          <w:szCs w:val="24"/>
+        </w:rPr>
+        <w:t>vehicleNumber</w:t>
+      </w:r>
+      <w:proofErr w:type="spellEnd"/>
+      <w:r>
+        <w:rPr>
+          <w:rFonts w:ascii="Courier New" w:hAnsi="Courier New" w:cs="Courier New"/>
+          <w:color w:val="000000"/>
+          <w:sz w:val="24"/>
+          <w:szCs w:val="24"/>
+        </w:rPr>
+        <w:t xml:space="preserve">, </w:t>
+      </w:r>
+      <w:r>
+        <w:rPr>
+          <w:rFonts w:ascii="Courier New" w:hAnsi="Courier New" w:cs="Courier New"/>
+          <w:color w:val="941EDF"/>
+          <w:sz w:val="24"/>
+          <w:szCs w:val="24"/>
+        </w:rPr>
+        <w:t>int</w:t>
+      </w:r>
+      <w:r>
+        <w:rPr>
+          <w:rFonts w:ascii="Courier New" w:hAnsi="Courier New" w:cs="Courier New"/>
+          <w:color w:val="000000"/>
+          <w:sz w:val="24"/>
+          <w:szCs w:val="24"/>
+        </w:rPr>
+        <w:t xml:space="preserve"> </w:t>
+      </w:r>
+      <w:proofErr w:type="spellStart"/>
+      <w:r>
+        <w:rPr>
+          <w:rFonts w:ascii="Courier New" w:hAnsi="Courier New" w:cs="Courier New"/>
+          <w:color w:val="000000"/>
+          <w:sz w:val="24"/>
+          <w:szCs w:val="24"/>
+        </w:rPr>
+        <w:t>parkingHours</w:t>
+      </w:r>
+      <w:proofErr w:type="spellEnd"/>
+      <w:r>
+        <w:rPr>
+          <w:rFonts w:ascii="Courier New" w:hAnsi="Courier New" w:cs="Courier New"/>
+          <w:color w:val="000000"/>
+          <w:sz w:val="24"/>
+          <w:szCs w:val="24"/>
+        </w:rPr>
+        <w:t>) {</w:t>
+      </w:r>
+      <w:r>
+        <w:rPr>
+          <w:rFonts w:ascii="Courier New" w:hAnsi="Courier New" w:cs="Courier New"/>
+          <w:color w:val="000000"/>
+          <w:sz w:val="24"/>
+          <w:szCs w:val="24"/>
+        </w:rPr>
+        <w:br/>
+        <w:t xml:space="preserve">        </w:t>
+      </w:r>
+      <w:r>
+        <w:rPr>
+          <w:rFonts w:ascii="Courier New" w:hAnsi="Courier New" w:cs="Courier New"/>
+          <w:color w:val="941EDF"/>
+          <w:sz w:val="24"/>
+          <w:szCs w:val="24"/>
+        </w:rPr>
+        <w:t>super</w:t>
+      </w:r>
+      <w:r>
+        <w:rPr>
+          <w:rFonts w:ascii="Courier New" w:hAnsi="Courier New" w:cs="Courier New"/>
+          <w:color w:val="000000"/>
+          <w:sz w:val="24"/>
+          <w:szCs w:val="24"/>
+        </w:rPr>
+        <w:t>(</w:t>
+      </w:r>
+      <w:proofErr w:type="spellStart"/>
+      <w:r>
+        <w:rPr>
+          <w:rFonts w:ascii="Courier New" w:hAnsi="Courier New" w:cs="Courier New"/>
+          <w:color w:val="000000"/>
+          <w:sz w:val="24"/>
+          <w:szCs w:val="24"/>
+        </w:rPr>
+        <w:t>vehicleNumber</w:t>
+      </w:r>
+      <w:proofErr w:type="spellEnd"/>
+      <w:r>
+        <w:rPr>
+          <w:rFonts w:ascii="Courier New" w:hAnsi="Courier New" w:cs="Courier New"/>
+          <w:color w:val="000000"/>
+          <w:sz w:val="24"/>
+          <w:szCs w:val="24"/>
+        </w:rPr>
+        <w:t xml:space="preserve">, </w:t>
+      </w:r>
+      <w:r>
+        <w:rPr>
+          <w:rFonts w:ascii="Courier New" w:hAnsi="Courier New" w:cs="Courier New"/>
+          <w:color w:val="00A000"/>
+          <w:sz w:val="24"/>
+          <w:szCs w:val="24"/>
+        </w:rPr>
+        <w:t>"Two Wheeler"</w:t>
+      </w:r>
+      <w:r>
+        <w:rPr>
+          <w:rFonts w:ascii="Courier New" w:hAnsi="Courier New" w:cs="Courier New"/>
+          <w:color w:val="000000"/>
+          <w:sz w:val="24"/>
+          <w:szCs w:val="24"/>
+        </w:rPr>
+        <w:t xml:space="preserve">, </w:t>
+      </w:r>
+      <w:proofErr w:type="spellStart"/>
+      <w:r>
+        <w:rPr>
+          <w:rFonts w:ascii="Courier New" w:hAnsi="Courier New" w:cs="Courier New"/>
+          <w:color w:val="000000"/>
+          <w:sz w:val="24"/>
+          <w:szCs w:val="24"/>
+        </w:rPr>
+        <w:t>parkingHours</w:t>
+      </w:r>
+      <w:proofErr w:type="spellEnd"/>
+      <w:r>
+        <w:rPr>
+          <w:rFonts w:ascii="Courier New" w:hAnsi="Courier New" w:cs="Courier New"/>
+          <w:color w:val="000000"/>
+          <w:sz w:val="24"/>
+          <w:szCs w:val="24"/>
+        </w:rPr>
+        <w:t>);</w:t>
+      </w:r>
+      <w:r>
+        <w:rPr>
+          <w:rFonts w:ascii="Courier New" w:hAnsi="Courier New" w:cs="Courier New"/>
+          <w:color w:val="000000"/>
+          <w:sz w:val="24"/>
+          <w:szCs w:val="24"/>
+        </w:rPr>
+        <w:br/>
+        <w:t xml:space="preserve">    }</w:t>
+      </w:r>
+      <w:r>
+        <w:rPr>
+          <w:rFonts w:ascii="Courier New" w:hAnsi="Courier New" w:cs="Courier New"/>
+          <w:color w:val="000000"/>
+          <w:sz w:val="24"/>
+          <w:szCs w:val="24"/>
+        </w:rPr>
+        <w:br/>
+      </w:r>
+      <w:r>
+        <w:rPr>
+          <w:rFonts w:ascii="Courier New" w:hAnsi="Courier New" w:cs="Courier New"/>
+          <w:color w:val="000000"/>
+          <w:sz w:val="24"/>
+          <w:szCs w:val="24"/>
+        </w:rPr>
+        <w:br/>
+        <w:t xml:space="preserve">   </w:t>
+      </w:r>
+      <w:r>
+        <w:rPr>
+          <w:rFonts w:ascii="Courier New" w:hAnsi="Courier New" w:cs="Courier New"/>
+          <w:color w:val="941EDF"/>
+          <w:sz w:val="24"/>
+          <w:szCs w:val="24"/>
+        </w:rPr>
+        <w:t>public</w:t>
+      </w:r>
+      <w:r>
+        <w:rPr>
+          <w:rFonts w:ascii="Courier New" w:hAnsi="Courier New" w:cs="Courier New"/>
+          <w:color w:val="000000"/>
+          <w:sz w:val="24"/>
+          <w:szCs w:val="24"/>
+        </w:rPr>
+        <w:t xml:space="preserve"> </w:t>
+      </w:r>
+      <w:r>
+        <w:rPr>
+          <w:rFonts w:ascii="Courier New" w:hAnsi="Courier New" w:cs="Courier New"/>
+          <w:color w:val="941EDF"/>
+          <w:sz w:val="24"/>
+          <w:szCs w:val="24"/>
+        </w:rPr>
+        <w:t>double</w:t>
+      </w:r>
+      <w:r>
+        <w:rPr>
+          <w:rFonts w:ascii="Courier New" w:hAnsi="Courier New" w:cs="Courier New"/>
+          <w:color w:val="000000"/>
+          <w:sz w:val="24"/>
+          <w:szCs w:val="24"/>
+        </w:rPr>
+        <w:t xml:space="preserve"> </w:t>
+      </w:r>
+      <w:proofErr w:type="spellStart"/>
+      <w:r>
+        <w:rPr>
+          <w:rFonts w:ascii="Courier New" w:hAnsi="Courier New" w:cs="Courier New"/>
+          <w:color w:val="000000"/>
+          <w:sz w:val="24"/>
+          <w:szCs w:val="24"/>
+        </w:rPr>
+        <w:t>calculateCharge</w:t>
+      </w:r>
+      <w:proofErr w:type="spellEnd"/>
+      <w:r>
+        <w:rPr>
+          <w:rFonts w:ascii="Courier New" w:hAnsi="Courier New" w:cs="Courier New"/>
+          <w:color w:val="000000"/>
+          <w:sz w:val="24"/>
+          <w:szCs w:val="24"/>
+        </w:rPr>
+        <w:t>() {</w:t>
+      </w:r>
+      <w:r>
+        <w:rPr>
+          <w:rFonts w:ascii="Courier New" w:hAnsi="Courier New" w:cs="Courier New"/>
+          <w:color w:val="000000"/>
+          <w:sz w:val="24"/>
+          <w:szCs w:val="24"/>
+        </w:rPr>
+        <w:br/>
+        <w:t xml:space="preserve">        </w:t>
+      </w:r>
+      <w:r>
+        <w:rPr>
+          <w:rFonts w:ascii="Courier New" w:hAnsi="Courier New" w:cs="Courier New"/>
+          <w:color w:val="941EDF"/>
+          <w:sz w:val="24"/>
+          <w:szCs w:val="24"/>
+        </w:rPr>
+        <w:t>if</w:t>
+      </w:r>
+      <w:r>
+        <w:rPr>
+          <w:rFonts w:ascii="Courier New" w:hAnsi="Courier New" w:cs="Courier New"/>
+          <w:color w:val="000000"/>
+          <w:sz w:val="24"/>
+          <w:szCs w:val="24"/>
+        </w:rPr>
+        <w:t xml:space="preserve"> (</w:t>
+      </w:r>
+      <w:proofErr w:type="spellStart"/>
+      <w:r>
+        <w:rPr>
+          <w:rFonts w:ascii="Courier New" w:hAnsi="Courier New" w:cs="Courier New"/>
+          <w:color w:val="000000"/>
+          <w:sz w:val="24"/>
+          <w:szCs w:val="24"/>
+        </w:rPr>
+        <w:t>parkingHours</w:t>
+      </w:r>
+      <w:proofErr w:type="spellEnd"/>
+      <w:r>
+        <w:rPr>
+          <w:rFonts w:ascii="Courier New" w:hAnsi="Courier New" w:cs="Courier New"/>
+          <w:color w:val="000000"/>
+          <w:sz w:val="24"/>
+          <w:szCs w:val="24"/>
+        </w:rPr>
+        <w:t xml:space="preserve"> &lt;= 2) {</w:t>
+      </w:r>
+      <w:r>
+        <w:rPr>
+          <w:rFonts w:ascii="Courier New" w:hAnsi="Courier New" w:cs="Courier New"/>
+          <w:color w:val="000000"/>
+          <w:sz w:val="24"/>
+          <w:szCs w:val="24"/>
+        </w:rPr>
+        <w:br/>
+        <w:t xml:space="preserve">            </w:t>
+      </w:r>
+      <w:r>
+        <w:rPr>
+          <w:rFonts w:ascii="Courier New" w:hAnsi="Courier New" w:cs="Courier New"/>
+          <w:color w:val="941EDF"/>
+          <w:sz w:val="24"/>
+          <w:szCs w:val="24"/>
+        </w:rPr>
+        <w:t>return</w:t>
+      </w:r>
+      <w:r>
+        <w:rPr>
+          <w:rFonts w:ascii="Courier New" w:hAnsi="Courier New" w:cs="Courier New"/>
+          <w:color w:val="000000"/>
+          <w:sz w:val="24"/>
+          <w:szCs w:val="24"/>
+        </w:rPr>
+        <w:t xml:space="preserve"> </w:t>
+      </w:r>
+      <w:proofErr w:type="spellStart"/>
+      <w:r>
+        <w:rPr>
+          <w:rFonts w:ascii="Courier New" w:hAnsi="Courier New" w:cs="Courier New"/>
+          <w:color w:val="000000"/>
+          <w:sz w:val="24"/>
+          <w:szCs w:val="24"/>
+        </w:rPr>
+        <w:t>parkingHours</w:t>
+      </w:r>
+      <w:proofErr w:type="spellEnd"/>
+      <w:r>
+        <w:rPr>
+          <w:rFonts w:ascii="Courier New" w:hAnsi="Courier New" w:cs="Courier New"/>
+          <w:color w:val="000000"/>
+          <w:sz w:val="24"/>
+          <w:szCs w:val="24"/>
+        </w:rPr>
+        <w:t xml:space="preserve"> * 20.0;</w:t>
+      </w:r>
+      <w:r>
+        <w:rPr>
+          <w:rFonts w:ascii="Courier New" w:hAnsi="Courier New" w:cs="Courier New"/>
+          <w:color w:val="000000"/>
+          <w:sz w:val="24"/>
+          <w:szCs w:val="24"/>
+        </w:rPr>
+        <w:br/>
+        <w:t xml:space="preserve">        } </w:t>
+      </w:r>
+      <w:r>
+        <w:rPr>
+          <w:rFonts w:ascii="Courier New" w:hAnsi="Courier New" w:cs="Courier New"/>
+          <w:color w:val="941EDF"/>
+          <w:sz w:val="24"/>
+          <w:szCs w:val="24"/>
+        </w:rPr>
+        <w:t>else</w:t>
+      </w:r>
+      <w:r>
+        <w:rPr>
+          <w:rFonts w:ascii="Courier New" w:hAnsi="Courier New" w:cs="Courier New"/>
+          <w:color w:val="000000"/>
+          <w:sz w:val="24"/>
+          <w:szCs w:val="24"/>
+        </w:rPr>
+        <w:t xml:space="preserve"> {</w:t>
+      </w:r>
+      <w:r>
+        <w:rPr>
+          <w:rFonts w:ascii="Courier New" w:hAnsi="Courier New" w:cs="Courier New"/>
+          <w:color w:val="000000"/>
+          <w:sz w:val="24"/>
+          <w:szCs w:val="24"/>
+        </w:rPr>
+        <w:br/>
+        <w:t xml:space="preserve">            </w:t>
+      </w:r>
+      <w:r>
+        <w:rPr>
+          <w:rFonts w:ascii="Courier New" w:hAnsi="Courier New" w:cs="Courier New"/>
+          <w:color w:val="941EDF"/>
+          <w:sz w:val="24"/>
+          <w:szCs w:val="24"/>
+        </w:rPr>
+        <w:t>return</w:t>
+      </w:r>
+      <w:r>
+        <w:rPr>
+          <w:rFonts w:ascii="Courier New" w:hAnsi="Courier New" w:cs="Courier New"/>
+          <w:color w:val="000000"/>
+          <w:sz w:val="24"/>
+          <w:szCs w:val="24"/>
+        </w:rPr>
+        <w:t xml:space="preserve"> (2 * 20.0) + ((</w:t>
+      </w:r>
+      <w:proofErr w:type="spellStart"/>
+      <w:r>
+        <w:rPr>
+          <w:rFonts w:ascii="Courier New" w:hAnsi="Courier New" w:cs="Courier New"/>
+          <w:color w:val="000000"/>
+          <w:sz w:val="24"/>
+          <w:szCs w:val="24"/>
+        </w:rPr>
+        <w:t>parkingHours</w:t>
+      </w:r>
+      <w:proofErr w:type="spellEnd"/>
+      <w:r>
+        <w:rPr>
+          <w:rFonts w:ascii="Courier New" w:hAnsi="Courier New" w:cs="Courier New"/>
+          <w:color w:val="000000"/>
+          <w:sz w:val="24"/>
+          <w:szCs w:val="24"/>
+        </w:rPr>
+        <w:t xml:space="preserve"> - 2) * 10.0);</w:t>
+      </w:r>
+      <w:r>
+        <w:rPr>
+          <w:rFonts w:ascii="Courier New" w:hAnsi="Courier New" w:cs="Courier New"/>
+          <w:color w:val="000000"/>
+          <w:sz w:val="24"/>
+          <w:szCs w:val="24"/>
+        </w:rPr>
+        <w:br/>
+        <w:t xml:space="preserve">        }</w:t>
+      </w:r>
+      <w:r>
+        <w:rPr>
+          <w:rFonts w:ascii="Courier New" w:hAnsi="Courier New" w:cs="Courier New"/>
+          <w:color w:val="000000"/>
+          <w:sz w:val="24"/>
+          <w:szCs w:val="24"/>
+        </w:rPr>
+        <w:br/>
+        <w:t xml:space="preserve">    }</w:t>
+      </w:r>
+      <w:r>
+        <w:rPr>
+          <w:rFonts w:ascii="Courier New" w:hAnsi="Courier New" w:cs="Courier New"/>
+          <w:color w:val="000000"/>
+          <w:sz w:val="24"/>
+          <w:szCs w:val="24"/>
+        </w:rPr>
+        <w:br/>
+      </w:r>
+      <w:r>
+        <w:rPr>
+          <w:rFonts w:ascii="Courier New" w:hAnsi="Courier New" w:cs="Courier New"/>
+          <w:color w:val="000000"/>
+          <w:sz w:val="24"/>
+          <w:szCs w:val="24"/>
+        </w:rPr>
+        <w:br/>
+        <w:t xml:space="preserve">   </w:t>
+      </w:r>
+      <w:r>
+        <w:rPr>
+          <w:rFonts w:ascii="Courier New" w:hAnsi="Courier New" w:cs="Courier New"/>
+          <w:color w:val="941EDF"/>
+          <w:sz w:val="24"/>
+          <w:szCs w:val="24"/>
+        </w:rPr>
+        <w:t>public</w:t>
+      </w:r>
+      <w:r>
+        <w:rPr>
+          <w:rFonts w:ascii="Courier New" w:hAnsi="Courier New" w:cs="Courier New"/>
+          <w:color w:val="000000"/>
+          <w:sz w:val="24"/>
+          <w:szCs w:val="24"/>
+        </w:rPr>
+        <w:t xml:space="preserve"> </w:t>
+      </w:r>
+      <w:r>
+        <w:rPr>
+          <w:rFonts w:ascii="Courier New" w:hAnsi="Courier New" w:cs="Courier New"/>
+          <w:color w:val="941EDF"/>
+          <w:sz w:val="24"/>
+          <w:szCs w:val="24"/>
+        </w:rPr>
+        <w:t>void</w:t>
+      </w:r>
+      <w:r>
+        <w:rPr>
+          <w:rFonts w:ascii="Courier New" w:hAnsi="Courier New" w:cs="Courier New"/>
+          <w:color w:val="000000"/>
+          <w:sz w:val="24"/>
+          <w:szCs w:val="24"/>
+        </w:rPr>
+        <w:t xml:space="preserve"> </w:t>
+      </w:r>
+      <w:proofErr w:type="spellStart"/>
+      <w:r>
+        <w:rPr>
+          <w:rFonts w:ascii="Courier New" w:hAnsi="Courier New" w:cs="Courier New"/>
+          <w:color w:val="000000"/>
+          <w:sz w:val="24"/>
+          <w:szCs w:val="24"/>
+        </w:rPr>
+        <w:t>displayParkingDetails</w:t>
+      </w:r>
+      <w:proofErr w:type="spellEnd"/>
+      <w:r>
+        <w:rPr>
+          <w:rFonts w:ascii="Courier New" w:hAnsi="Courier New" w:cs="Courier New"/>
+          <w:color w:val="000000"/>
+          <w:sz w:val="24"/>
+          <w:szCs w:val="24"/>
+        </w:rPr>
+        <w:t>() {</w:t>
+      </w:r>
+      <w:r>
+        <w:rPr>
+          <w:rFonts w:ascii="Courier New" w:hAnsi="Courier New" w:cs="Courier New"/>
+          <w:color w:val="000000"/>
+          <w:sz w:val="24"/>
+          <w:szCs w:val="24"/>
+        </w:rPr>
+        <w:br/>
+        <w:t xml:space="preserve">        </w:t>
+      </w:r>
+      <w:proofErr w:type="spellStart"/>
+      <w:r>
+        <w:rPr>
+          <w:rFonts w:ascii="Courier New" w:hAnsi="Courier New" w:cs="Courier New"/>
+          <w:color w:val="000000"/>
+          <w:sz w:val="24"/>
+          <w:szCs w:val="24"/>
+        </w:rPr>
+        <w:t>System.out.println</w:t>
+      </w:r>
+      <w:proofErr w:type="spellEnd"/>
+      <w:r>
+        <w:rPr>
+          <w:rFonts w:ascii="Courier New" w:hAnsi="Courier New" w:cs="Courier New"/>
+          <w:color w:val="000000"/>
+          <w:sz w:val="24"/>
+          <w:szCs w:val="24"/>
+        </w:rPr>
+        <w:t>(</w:t>
+      </w:r>
+      <w:r>
+        <w:rPr>
+          <w:rFonts w:ascii="Courier New" w:hAnsi="Courier New" w:cs="Courier New"/>
+          <w:color w:val="00A000"/>
+          <w:sz w:val="24"/>
+          <w:szCs w:val="24"/>
+        </w:rPr>
+        <w:t>"Vehicle Number: "</w:t>
+      </w:r>
+      <w:r>
+        <w:rPr>
+          <w:rFonts w:ascii="Courier New" w:hAnsi="Courier New" w:cs="Courier New"/>
+          <w:color w:val="000000"/>
+          <w:sz w:val="24"/>
+          <w:szCs w:val="24"/>
+        </w:rPr>
+        <w:t xml:space="preserve"> + </w:t>
+      </w:r>
+      <w:proofErr w:type="spellStart"/>
+      <w:r>
+        <w:rPr>
+          <w:rFonts w:ascii="Courier New" w:hAnsi="Courier New" w:cs="Courier New"/>
+          <w:color w:val="000000"/>
+          <w:sz w:val="24"/>
+          <w:szCs w:val="24"/>
+        </w:rPr>
+        <w:t>vehicleNumber</w:t>
+      </w:r>
+      <w:proofErr w:type="spellEnd"/>
+      <w:r>
+        <w:rPr>
+          <w:rFonts w:ascii="Courier New" w:hAnsi="Courier New" w:cs="Courier New"/>
+          <w:color w:val="000000"/>
+          <w:sz w:val="24"/>
+          <w:szCs w:val="24"/>
+        </w:rPr>
+        <w:t>);</w:t>
+      </w:r>
+      <w:r>
+        <w:rPr>
+          <w:rFonts w:ascii="Courier New" w:hAnsi="Courier New" w:cs="Courier New"/>
+          <w:color w:val="000000"/>
+          <w:sz w:val="24"/>
+          <w:szCs w:val="24"/>
+        </w:rPr>
+        <w:br/>
+        <w:t xml:space="preserve">        </w:t>
+      </w:r>
+      <w:proofErr w:type="spellStart"/>
+      <w:r>
+        <w:rPr>
+          <w:rFonts w:ascii="Courier New" w:hAnsi="Courier New" w:cs="Courier New"/>
+          <w:color w:val="000000"/>
+          <w:sz w:val="24"/>
+          <w:szCs w:val="24"/>
+        </w:rPr>
+        <w:t>System.out.println</w:t>
+      </w:r>
+      <w:proofErr w:type="spellEnd"/>
+      <w:r>
+        <w:rPr>
+          <w:rFonts w:ascii="Courier New" w:hAnsi="Courier New" w:cs="Courier New"/>
+          <w:color w:val="000000"/>
+          <w:sz w:val="24"/>
+          <w:szCs w:val="24"/>
+        </w:rPr>
+        <w:t>(</w:t>
+      </w:r>
+      <w:r>
+        <w:rPr>
+          <w:rFonts w:ascii="Courier New" w:hAnsi="Courier New" w:cs="Courier New"/>
+          <w:color w:val="00A000"/>
+          <w:sz w:val="24"/>
+          <w:szCs w:val="24"/>
+        </w:rPr>
+        <w:t>"Vehicle Type: "</w:t>
+      </w:r>
+      <w:r>
+        <w:rPr>
+          <w:rFonts w:ascii="Courier New" w:hAnsi="Courier New" w:cs="Courier New"/>
+          <w:color w:val="000000"/>
+          <w:sz w:val="24"/>
+          <w:szCs w:val="24"/>
+        </w:rPr>
+        <w:t xml:space="preserve"> + </w:t>
+      </w:r>
+      <w:proofErr w:type="spellStart"/>
+      <w:r>
+        <w:rPr>
+          <w:rFonts w:ascii="Courier New" w:hAnsi="Courier New" w:cs="Courier New"/>
+          <w:color w:val="000000"/>
+          <w:sz w:val="24"/>
+          <w:szCs w:val="24"/>
+        </w:rPr>
+        <w:t>vehicleType</w:t>
+      </w:r>
+      <w:proofErr w:type="spellEnd"/>
+      <w:r>
+        <w:rPr>
+          <w:rFonts w:ascii="Courier New" w:hAnsi="Courier New" w:cs="Courier New"/>
+          <w:color w:val="000000"/>
+          <w:sz w:val="24"/>
+          <w:szCs w:val="24"/>
+        </w:rPr>
+        <w:t>);</w:t>
+      </w:r>
+      <w:r>
+        <w:rPr>
+          <w:rFonts w:ascii="Courier New" w:hAnsi="Courier New" w:cs="Courier New"/>
+          <w:color w:val="000000"/>
+          <w:sz w:val="24"/>
+          <w:szCs w:val="24"/>
+        </w:rPr>
+        <w:br/>
+        <w:t xml:space="preserve">        </w:t>
+      </w:r>
+      <w:proofErr w:type="spellStart"/>
+      <w:r>
+        <w:rPr>
+          <w:rFonts w:ascii="Courier New" w:hAnsi="Courier New" w:cs="Courier New"/>
+          <w:color w:val="000000"/>
+          <w:sz w:val="24"/>
+          <w:szCs w:val="24"/>
+        </w:rPr>
+        <w:t>System.out.println</w:t>
+      </w:r>
+      <w:proofErr w:type="spellEnd"/>
+      <w:r>
+        <w:rPr>
+          <w:rFonts w:ascii="Courier New" w:hAnsi="Courier New" w:cs="Courier New"/>
+          <w:color w:val="000000"/>
+          <w:sz w:val="24"/>
+          <w:szCs w:val="24"/>
+        </w:rPr>
+        <w:t>(</w:t>
+      </w:r>
+      <w:r>
+        <w:rPr>
+          <w:rFonts w:ascii="Courier New" w:hAnsi="Courier New" w:cs="Courier New"/>
+          <w:color w:val="00A000"/>
+          <w:sz w:val="24"/>
+          <w:szCs w:val="24"/>
+        </w:rPr>
+        <w:t>"Parking Hours: "</w:t>
+      </w:r>
+      <w:r>
+        <w:rPr>
+          <w:rFonts w:ascii="Courier New" w:hAnsi="Courier New" w:cs="Courier New"/>
+          <w:color w:val="000000"/>
+          <w:sz w:val="24"/>
+          <w:szCs w:val="24"/>
+        </w:rPr>
+        <w:t xml:space="preserve"> + </w:t>
+      </w:r>
+      <w:proofErr w:type="spellStart"/>
+      <w:r>
+        <w:rPr>
+          <w:rFonts w:ascii="Courier New" w:hAnsi="Courier New" w:cs="Courier New"/>
+          <w:color w:val="000000"/>
+          <w:sz w:val="24"/>
+          <w:szCs w:val="24"/>
+        </w:rPr>
+        <w:t>parkingHours</w:t>
+      </w:r>
+      <w:proofErr w:type="spellEnd"/>
+      <w:r>
+        <w:rPr>
+          <w:rFonts w:ascii="Courier New" w:hAnsi="Courier New" w:cs="Courier New"/>
+          <w:color w:val="000000"/>
+          <w:sz w:val="24"/>
+          <w:szCs w:val="24"/>
+        </w:rPr>
+        <w:t xml:space="preserve"> + </w:t>
+      </w:r>
+      <w:r>
+        <w:rPr>
+          <w:rFonts w:ascii="Courier New" w:hAnsi="Courier New" w:cs="Courier New"/>
+          <w:color w:val="00A000"/>
+          <w:sz w:val="24"/>
+          <w:szCs w:val="24"/>
+        </w:rPr>
+        <w:t>" hrs"</w:t>
+      </w:r>
+      <w:r>
+        <w:rPr>
+          <w:rFonts w:ascii="Courier New" w:hAnsi="Courier New" w:cs="Courier New"/>
+          <w:color w:val="000000"/>
+          <w:sz w:val="24"/>
+          <w:szCs w:val="24"/>
+        </w:rPr>
+        <w:t>);</w:t>
+      </w:r>
+      <w:r>
+        <w:rPr>
+          <w:rFonts w:ascii="Courier New" w:hAnsi="Courier New" w:cs="Courier New"/>
+          <w:color w:val="000000"/>
+          <w:sz w:val="24"/>
+          <w:szCs w:val="24"/>
+        </w:rPr>
+        <w:br/>
+        <w:t xml:space="preserve">        </w:t>
+      </w:r>
+      <w:proofErr w:type="spellStart"/>
+      <w:r>
+        <w:rPr>
+          <w:rFonts w:ascii="Courier New" w:hAnsi="Courier New" w:cs="Courier New"/>
+          <w:color w:val="000000"/>
+          <w:sz w:val="24"/>
+          <w:szCs w:val="24"/>
+        </w:rPr>
+        <w:t>System.out.println</w:t>
+      </w:r>
+      <w:proofErr w:type="spellEnd"/>
+      <w:r>
+        <w:rPr>
+          <w:rFonts w:ascii="Courier New" w:hAnsi="Courier New" w:cs="Courier New"/>
+          <w:color w:val="000000"/>
+          <w:sz w:val="24"/>
+          <w:szCs w:val="24"/>
+        </w:rPr>
+        <w:t>(</w:t>
+      </w:r>
+      <w:r>
+        <w:rPr>
+          <w:rFonts w:ascii="Courier New" w:hAnsi="Courier New" w:cs="Courier New"/>
+          <w:color w:val="00A000"/>
+          <w:sz w:val="24"/>
+          <w:szCs w:val="24"/>
+        </w:rPr>
+        <w:t>"Total Parking Charge: Rs. "</w:t>
+      </w:r>
+      <w:r>
+        <w:rPr>
+          <w:rFonts w:ascii="Courier New" w:hAnsi="Courier New" w:cs="Courier New"/>
+          <w:color w:val="000000"/>
+          <w:sz w:val="24"/>
+          <w:szCs w:val="24"/>
+        </w:rPr>
+        <w:t xml:space="preserve"> + </w:t>
+      </w:r>
+      <w:proofErr w:type="spellStart"/>
+      <w:r>
+        <w:rPr>
+          <w:rFonts w:ascii="Courier New" w:hAnsi="Courier New" w:cs="Courier New"/>
+          <w:color w:val="000000"/>
+          <w:sz w:val="24"/>
+          <w:szCs w:val="24"/>
+        </w:rPr>
+        <w:t>calculateCharge</w:t>
+      </w:r>
+      <w:proofErr w:type="spellEnd"/>
+      <w:r>
+        <w:rPr>
+          <w:rFonts w:ascii="Courier New" w:hAnsi="Courier New" w:cs="Courier New"/>
+          <w:color w:val="000000"/>
+          <w:sz w:val="24"/>
+          <w:szCs w:val="24"/>
+        </w:rPr>
+        <w:t>());</w:t>
+      </w:r>
+      <w:r>
+        <w:rPr>
+          <w:rFonts w:ascii="Courier New" w:hAnsi="Courier New" w:cs="Courier New"/>
+          <w:color w:val="000000"/>
+          <w:sz w:val="24"/>
+          <w:szCs w:val="24"/>
+        </w:rPr>
+        <w:br/>
+        <w:t xml:space="preserve">        </w:t>
+      </w:r>
+      <w:proofErr w:type="spellStart"/>
+      <w:r>
+        <w:rPr>
+          <w:rFonts w:ascii="Courier New" w:hAnsi="Courier New" w:cs="Courier New"/>
+          <w:color w:val="000000"/>
+          <w:sz w:val="24"/>
+          <w:szCs w:val="24"/>
+        </w:rPr>
+        <w:t>System.out.println</w:t>
+      </w:r>
+      <w:proofErr w:type="spellEnd"/>
+      <w:r>
+        <w:rPr>
+          <w:rFonts w:ascii="Courier New" w:hAnsi="Courier New" w:cs="Courier New"/>
+          <w:color w:val="000000"/>
+          <w:sz w:val="24"/>
+          <w:szCs w:val="24"/>
+        </w:rPr>
+        <w:t>(</w:t>
+      </w:r>
+      <w:r>
+        <w:rPr>
+          <w:rFonts w:ascii="Courier New" w:hAnsi="Courier New" w:cs="Courier New"/>
+          <w:color w:val="00A000"/>
+          <w:sz w:val="24"/>
+          <w:szCs w:val="24"/>
+        </w:rPr>
+        <w:t>"-----------------------------------"</w:t>
+      </w:r>
+      <w:r>
+        <w:rPr>
+          <w:rFonts w:ascii="Courier New" w:hAnsi="Courier New" w:cs="Courier New"/>
+          <w:color w:val="000000"/>
+          <w:sz w:val="24"/>
+          <w:szCs w:val="24"/>
+        </w:rPr>
+        <w:t>);</w:t>
+      </w:r>
+      <w:r>
+        <w:rPr>
+          <w:rFonts w:ascii="Courier New" w:hAnsi="Courier New" w:cs="Courier New"/>
+          <w:color w:val="000000"/>
+          <w:sz w:val="24"/>
+          <w:szCs w:val="24"/>
+        </w:rPr>
+        <w:br/>
+        <w:t xml:space="preserve">        </w:t>
+      </w:r>
+      <w:proofErr w:type="spellStart"/>
+      <w:r>
+        <w:rPr>
+          <w:rFonts w:ascii="Courier New" w:hAnsi="Courier New" w:cs="Courier New"/>
+          <w:color w:val="000000"/>
+          <w:sz w:val="24"/>
+          <w:szCs w:val="24"/>
+        </w:rPr>
+        <w:t>System.out.println</w:t>
+      </w:r>
+      <w:proofErr w:type="spellEnd"/>
+      <w:r>
+        <w:rPr>
+          <w:rFonts w:ascii="Courier New" w:hAnsi="Courier New" w:cs="Courier New"/>
+          <w:color w:val="000000"/>
+          <w:sz w:val="24"/>
+          <w:szCs w:val="24"/>
+        </w:rPr>
+        <w:t>(</w:t>
+      </w:r>
+      <w:r>
+        <w:rPr>
+          <w:rFonts w:ascii="Courier New" w:hAnsi="Courier New" w:cs="Courier New"/>
+          <w:color w:val="00A000"/>
+          <w:sz w:val="24"/>
+          <w:szCs w:val="24"/>
+        </w:rPr>
+        <w:t xml:space="preserve">"Kalash </w:t>
+      </w:r>
+      <w:proofErr w:type="spellStart"/>
+      <w:r>
+        <w:rPr>
+          <w:rFonts w:ascii="Courier New" w:hAnsi="Courier New" w:cs="Courier New"/>
+          <w:color w:val="00A000"/>
+          <w:sz w:val="24"/>
+          <w:szCs w:val="24"/>
+        </w:rPr>
+        <w:t>Kurpad</w:t>
+      </w:r>
+      <w:proofErr w:type="spellEnd"/>
+      <w:r>
+        <w:rPr>
+          <w:rFonts w:ascii="Courier New" w:hAnsi="Courier New" w:cs="Courier New"/>
+          <w:color w:val="00A000"/>
+          <w:sz w:val="24"/>
+          <w:szCs w:val="24"/>
+        </w:rPr>
+        <w:t>\n1BF25CS119"</w:t>
+      </w:r>
+      <w:r>
+        <w:rPr>
+          <w:rFonts w:ascii="Courier New" w:hAnsi="Courier New" w:cs="Courier New"/>
+          <w:color w:val="000000"/>
+          <w:sz w:val="24"/>
+          <w:szCs w:val="24"/>
+        </w:rPr>
+        <w:t>);</w:t>
+      </w:r>
+      <w:r>
+        <w:rPr>
+          <w:rFonts w:ascii="Courier New" w:hAnsi="Courier New" w:cs="Courier New"/>
+          <w:color w:val="000000"/>
+          <w:sz w:val="24"/>
+          <w:szCs w:val="24"/>
+        </w:rPr>
+        <w:br/>
+        <w:t xml:space="preserve">    }</w:t>
+      </w:r>
+      <w:r>
+        <w:rPr>
+          <w:rFonts w:ascii="Courier New" w:hAnsi="Courier New" w:cs="Courier New"/>
+          <w:color w:val="000000"/>
+          <w:sz w:val="24"/>
+          <w:szCs w:val="24"/>
+        </w:rPr>
+        <w:br/>
+        <w:t>}</w:t>
+      </w:r>
+      <w:r>
+        <w:rPr>
+          <w:rFonts w:ascii="Courier New" w:hAnsi="Courier New" w:cs="Courier New"/>
+          <w:color w:val="000000"/>
+          <w:sz w:val="24"/>
+          <w:szCs w:val="24"/>
+        </w:rPr>
+        <w:br/>
+      </w:r>
+      <w:r>
+        <w:rPr>
+          <w:rFonts w:ascii="Courier New" w:hAnsi="Courier New" w:cs="Courier New"/>
+          <w:color w:val="000000"/>
+        </w:rPr>
+        <w:lastRenderedPageBreak/>
+        <w:br/>
+      </w:r>
+      <w:r>
+        <w:rPr>
+          <w:rFonts w:ascii="Courier New" w:hAnsi="Courier New" w:cs="Courier New"/>
+          <w:color w:val="941EDF"/>
+        </w:rPr>
+        <w:t>class</w:t>
+      </w:r>
+      <w:r>
+        <w:rPr>
+          <w:rFonts w:ascii="Courier New" w:hAnsi="Courier New" w:cs="Courier New"/>
+          <w:color w:val="000000"/>
+        </w:rPr>
+        <w:t xml:space="preserve"> </w:t>
+      </w:r>
+      <w:proofErr w:type="spellStart"/>
+      <w:r>
+        <w:rPr>
+          <w:rFonts w:ascii="Courier New" w:hAnsi="Courier New" w:cs="Courier New"/>
+          <w:color w:val="000000"/>
+        </w:rPr>
+        <w:t>FourWheeler</w:t>
+      </w:r>
+      <w:proofErr w:type="spellEnd"/>
+      <w:r>
+        <w:rPr>
+          <w:rFonts w:ascii="Courier New" w:hAnsi="Courier New" w:cs="Courier New"/>
+          <w:color w:val="000000"/>
+        </w:rPr>
+        <w:t xml:space="preserve"> </w:t>
+      </w:r>
+      <w:r>
+        <w:rPr>
+          <w:rFonts w:ascii="Courier New" w:hAnsi="Courier New" w:cs="Courier New"/>
+          <w:color w:val="941EDF"/>
+        </w:rPr>
+        <w:t>extends</w:t>
+      </w:r>
+      <w:r>
+        <w:rPr>
+          <w:rFonts w:ascii="Courier New" w:hAnsi="Courier New" w:cs="Courier New"/>
+          <w:color w:val="000000"/>
+        </w:rPr>
+        <w:t xml:space="preserve"> </w:t>
+      </w:r>
+      <w:proofErr w:type="spellStart"/>
+      <w:r>
+        <w:rPr>
+          <w:rFonts w:ascii="Courier New" w:hAnsi="Courier New" w:cs="Courier New"/>
+          <w:color w:val="000000"/>
+        </w:rPr>
+        <w:t>VehicleParking</w:t>
+      </w:r>
+      <w:proofErr w:type="spellEnd"/>
+      <w:r>
+        <w:rPr>
+          <w:rFonts w:ascii="Courier New" w:hAnsi="Courier New" w:cs="Courier New"/>
+          <w:color w:val="000000"/>
+        </w:rPr>
+        <w:t xml:space="preserve"> </w:t>
+      </w:r>
+      <w:r>
+        <w:rPr>
+          <w:rFonts w:ascii="Courier New" w:hAnsi="Courier New" w:cs="Courier New"/>
+          <w:color w:val="941EDF"/>
+        </w:rPr>
+        <w:t>implements</w:t>
+      </w:r>
+      <w:r>
+        <w:rPr>
+          <w:rFonts w:ascii="Courier New" w:hAnsi="Courier New" w:cs="Courier New"/>
+          <w:color w:val="000000"/>
+        </w:rPr>
+        <w:t xml:space="preserve"> </w:t>
+      </w:r>
+      <w:proofErr w:type="spellStart"/>
+      <w:r>
+        <w:rPr>
+          <w:rFonts w:ascii="Courier New" w:hAnsi="Courier New" w:cs="Courier New"/>
+          <w:color w:val="000000"/>
+        </w:rPr>
+        <w:t>ParkingCharge</w:t>
+      </w:r>
+      <w:proofErr w:type="spellEnd"/>
+      <w:r>
+        <w:rPr>
+          <w:rFonts w:ascii="Courier New" w:hAnsi="Courier New" w:cs="Courier New"/>
+          <w:color w:val="000000"/>
+        </w:rPr>
+        <w:t xml:space="preserve"> {</w:t>
+      </w:r>
+      <w:r>
+        <w:rPr>
+          <w:rFonts w:ascii="Courier New" w:hAnsi="Courier New" w:cs="Courier New"/>
+          <w:color w:val="000000"/>
+        </w:rPr>
+        <w:br/>
+      </w:r>
+      <w:r>
+        <w:rPr>
+          <w:rFonts w:ascii="Courier New" w:hAnsi="Courier New" w:cs="Courier New"/>
+          <w:color w:val="000000"/>
+        </w:rPr>
+        <w:br/>
+        <w:t xml:space="preserve">    </w:t>
+      </w:r>
+      <w:r>
+        <w:rPr>
+          <w:rFonts w:ascii="Courier New" w:hAnsi="Courier New" w:cs="Courier New"/>
+          <w:color w:val="941EDF"/>
+        </w:rPr>
+        <w:t>public</w:t>
+      </w:r>
+      <w:r>
+        <w:rPr>
+          <w:rFonts w:ascii="Courier New" w:hAnsi="Courier New" w:cs="Courier New"/>
+          <w:color w:val="000000"/>
+        </w:rPr>
+        <w:t xml:space="preserve"> </w:t>
+      </w:r>
+      <w:proofErr w:type="spellStart"/>
+      <w:r>
+        <w:rPr>
+          <w:rFonts w:ascii="Courier New" w:hAnsi="Courier New" w:cs="Courier New"/>
+          <w:color w:val="000000"/>
+        </w:rPr>
+        <w:t>FourWheeler</w:t>
+      </w:r>
+      <w:proofErr w:type="spellEnd"/>
+      <w:r>
+        <w:rPr>
+          <w:rFonts w:ascii="Courier New" w:hAnsi="Courier New" w:cs="Courier New"/>
+          <w:color w:val="000000"/>
+        </w:rPr>
+        <w:t xml:space="preserve">(String </w:t>
+      </w:r>
+      <w:proofErr w:type="spellStart"/>
+      <w:r>
+        <w:rPr>
+          <w:rFonts w:ascii="Courier New" w:hAnsi="Courier New" w:cs="Courier New"/>
+          <w:color w:val="000000"/>
+        </w:rPr>
+        <w:t>vehicleNumber</w:t>
+      </w:r>
+      <w:proofErr w:type="spellEnd"/>
+      <w:r>
+        <w:rPr>
+          <w:rFonts w:ascii="Courier New" w:hAnsi="Courier New" w:cs="Courier New"/>
+          <w:color w:val="000000"/>
+        </w:rPr>
+        <w:t xml:space="preserve">, </w:t>
+      </w:r>
+      <w:r>
+        <w:rPr>
+          <w:rFonts w:ascii="Courier New" w:hAnsi="Courier New" w:cs="Courier New"/>
+          <w:color w:val="941EDF"/>
+        </w:rPr>
+        <w:t>int</w:t>
+      </w:r>
+      <w:r>
+        <w:rPr>
+          <w:rFonts w:ascii="Courier New" w:hAnsi="Courier New" w:cs="Courier New"/>
+          <w:color w:val="000000"/>
+        </w:rPr>
+        <w:t xml:space="preserve"> </w:t>
+      </w:r>
+      <w:proofErr w:type="spellStart"/>
+      <w:r>
+        <w:rPr>
+          <w:rFonts w:ascii="Courier New" w:hAnsi="Courier New" w:cs="Courier New"/>
+          <w:color w:val="000000"/>
+        </w:rPr>
+        <w:t>parkingHours</w:t>
+      </w:r>
+      <w:proofErr w:type="spellEnd"/>
+      <w:r>
+        <w:rPr>
+          <w:rFonts w:ascii="Courier New" w:hAnsi="Courier New" w:cs="Courier New"/>
+          <w:color w:val="000000"/>
+        </w:rPr>
+        <w:t>) {</w:t>
+      </w:r>
+      <w:r>
+        <w:rPr>
+          <w:rFonts w:ascii="Courier New" w:hAnsi="Courier New" w:cs="Courier New"/>
+          <w:color w:val="000000"/>
+        </w:rPr>
+        <w:br/>
+        <w:t xml:space="preserve">        </w:t>
+      </w:r>
+      <w:r>
+        <w:rPr>
+          <w:rFonts w:ascii="Courier New" w:hAnsi="Courier New" w:cs="Courier New"/>
+          <w:color w:val="941EDF"/>
+        </w:rPr>
+        <w:t>super</w:t>
+      </w:r>
+      <w:r>
+        <w:rPr>
+          <w:rFonts w:ascii="Courier New" w:hAnsi="Courier New" w:cs="Courier New"/>
+          <w:color w:val="000000"/>
+        </w:rPr>
+        <w:t>(</w:t>
+      </w:r>
+      <w:proofErr w:type="spellStart"/>
+      <w:r>
+        <w:rPr>
+          <w:rFonts w:ascii="Courier New" w:hAnsi="Courier New" w:cs="Courier New"/>
+          <w:color w:val="000000"/>
+        </w:rPr>
+        <w:t>vehicleNumber</w:t>
+      </w:r>
+      <w:proofErr w:type="spellEnd"/>
+      <w:r>
+        <w:rPr>
+          <w:rFonts w:ascii="Courier New" w:hAnsi="Courier New" w:cs="Courier New"/>
+          <w:color w:val="000000"/>
+        </w:rPr>
+        <w:t xml:space="preserve">, </w:t>
+      </w:r>
+      <w:r>
+        <w:rPr>
+          <w:rFonts w:ascii="Courier New" w:hAnsi="Courier New" w:cs="Courier New"/>
+          <w:color w:val="00A000"/>
+        </w:rPr>
+        <w:t>"Four Wheeler"</w:t>
+      </w:r>
+      <w:r>
+        <w:rPr>
+          <w:rFonts w:ascii="Courier New" w:hAnsi="Courier New" w:cs="Courier New"/>
+          <w:color w:val="000000"/>
+        </w:rPr>
+        <w:t xml:space="preserve">, </w:t>
+      </w:r>
+      <w:proofErr w:type="spellStart"/>
+      <w:r>
+        <w:rPr>
+          <w:rFonts w:ascii="Courier New" w:hAnsi="Courier New" w:cs="Courier New"/>
+          <w:color w:val="000000"/>
+        </w:rPr>
+        <w:t>parkingHours</w:t>
+      </w:r>
+      <w:proofErr w:type="spellEnd"/>
+      <w:r>
+        <w:rPr>
+          <w:rFonts w:ascii="Courier New" w:hAnsi="Courier New" w:cs="Courier New"/>
+          <w:color w:val="000000"/>
+        </w:rPr>
+        <w:t>);</w:t>
+      </w:r>
+      <w:r>
+        <w:rPr>
+          <w:rFonts w:ascii="Courier New" w:hAnsi="Courier New" w:cs="Courier New"/>
+          <w:color w:val="000000"/>
+        </w:rPr>
+        <w:br/>
+        <w:t xml:space="preserve">    }</w:t>
+      </w:r>
+      <w:r>
+        <w:rPr>
+          <w:rFonts w:ascii="Courier New" w:hAnsi="Courier New" w:cs="Courier New"/>
+          <w:color w:val="000000"/>
+        </w:rPr>
+        <w:br/>
+      </w:r>
+      <w:r>
+        <w:rPr>
+          <w:rFonts w:ascii="Courier New" w:hAnsi="Courier New" w:cs="Courier New"/>
+          <w:color w:val="000000"/>
+        </w:rPr>
+        <w:br/>
+        <w:t xml:space="preserve">   </w:t>
+      </w:r>
+      <w:r>
+        <w:rPr>
+          <w:rFonts w:ascii="Courier New" w:hAnsi="Courier New" w:cs="Courier New"/>
+          <w:color w:val="941EDF"/>
+        </w:rPr>
+        <w:t>public</w:t>
+      </w:r>
+      <w:r>
+        <w:rPr>
+          <w:rFonts w:ascii="Courier New" w:hAnsi="Courier New" w:cs="Courier New"/>
+          <w:color w:val="000000"/>
+        </w:rPr>
+        <w:t xml:space="preserve"> </w:t>
+      </w:r>
+      <w:r>
+        <w:rPr>
+          <w:rFonts w:ascii="Courier New" w:hAnsi="Courier New" w:cs="Courier New"/>
+          <w:color w:val="941EDF"/>
+        </w:rPr>
+        <w:t>double</w:t>
+      </w:r>
+      <w:r>
+        <w:rPr>
+          <w:rFonts w:ascii="Courier New" w:hAnsi="Courier New" w:cs="Courier New"/>
+          <w:color w:val="000000"/>
+        </w:rPr>
+        <w:t xml:space="preserve"> </w:t>
+      </w:r>
+      <w:proofErr w:type="spellStart"/>
+      <w:r>
+        <w:rPr>
+          <w:rFonts w:ascii="Courier New" w:hAnsi="Courier New" w:cs="Courier New"/>
+          <w:color w:val="000000"/>
+        </w:rPr>
+        <w:t>calculateCharge</w:t>
+      </w:r>
+      <w:proofErr w:type="spellEnd"/>
+      <w:r>
+        <w:rPr>
+          <w:rFonts w:ascii="Courier New" w:hAnsi="Courier New" w:cs="Courier New"/>
+          <w:color w:val="000000"/>
+        </w:rPr>
+        <w:t>() {</w:t>
+      </w:r>
+      <w:r>
+        <w:rPr>
+          <w:rFonts w:ascii="Courier New" w:hAnsi="Courier New" w:cs="Courier New"/>
+          <w:color w:val="000000"/>
+        </w:rPr>
+        <w:br/>
+        <w:t xml:space="preserve">        </w:t>
+      </w:r>
+      <w:r>
+        <w:rPr>
+          <w:rFonts w:ascii="Courier New" w:hAnsi="Courier New" w:cs="Courier New"/>
+          <w:color w:val="941EDF"/>
+        </w:rPr>
+        <w:t>if</w:t>
+      </w:r>
+      <w:r>
+        <w:rPr>
+          <w:rFonts w:ascii="Courier New" w:hAnsi="Courier New" w:cs="Courier New"/>
+          <w:color w:val="000000"/>
+        </w:rPr>
+        <w:t xml:space="preserve"> (</w:t>
+      </w:r>
+      <w:proofErr w:type="spellStart"/>
+      <w:r>
+        <w:rPr>
+          <w:rFonts w:ascii="Courier New" w:hAnsi="Courier New" w:cs="Courier New"/>
+          <w:color w:val="000000"/>
+        </w:rPr>
+        <w:t>parkingHours</w:t>
+      </w:r>
+      <w:proofErr w:type="spellEnd"/>
+      <w:r>
+        <w:rPr>
+          <w:rFonts w:ascii="Courier New" w:hAnsi="Courier New" w:cs="Courier New"/>
+          <w:color w:val="000000"/>
+        </w:rPr>
+        <w:t xml:space="preserve"> &lt;= 2) {</w:t>
+      </w:r>
+      <w:r>
+        <w:rPr>
+          <w:rFonts w:ascii="Courier New" w:hAnsi="Courier New" w:cs="Courier New"/>
+          <w:color w:val="000000"/>
+        </w:rPr>
+        <w:br/>
+        <w:t xml:space="preserve">            </w:t>
+      </w:r>
+      <w:r>
+        <w:rPr>
+          <w:rFonts w:ascii="Courier New" w:hAnsi="Courier New" w:cs="Courier New"/>
+          <w:color w:val="941EDF"/>
+        </w:rPr>
+        <w:t>return</w:t>
+      </w:r>
+      <w:r>
+        <w:rPr>
+          <w:rFonts w:ascii="Courier New" w:hAnsi="Courier New" w:cs="Courier New"/>
+          <w:color w:val="000000"/>
+        </w:rPr>
+        <w:t xml:space="preserve"> </w:t>
+      </w:r>
+      <w:proofErr w:type="spellStart"/>
+      <w:r>
+        <w:rPr>
+          <w:rFonts w:ascii="Courier New" w:hAnsi="Courier New" w:cs="Courier New"/>
+          <w:color w:val="000000"/>
+        </w:rPr>
+        <w:t>parkingHours</w:t>
+      </w:r>
+      <w:proofErr w:type="spellEnd"/>
+      <w:r>
+        <w:rPr>
+          <w:rFonts w:ascii="Courier New" w:hAnsi="Courier New" w:cs="Courier New"/>
+          <w:color w:val="000000"/>
+        </w:rPr>
+        <w:t xml:space="preserve"> * 50.0;</w:t>
+      </w:r>
+      <w:r>
+        <w:rPr>
+          <w:rFonts w:ascii="Courier New" w:hAnsi="Courier New" w:cs="Courier New"/>
+          <w:color w:val="000000"/>
+        </w:rPr>
+        <w:br/>
+        <w:t xml:space="preserve">        } </w:t>
+      </w:r>
+      <w:r>
+        <w:rPr>
+          <w:rFonts w:ascii="Courier New" w:hAnsi="Courier New" w:cs="Courier New"/>
+          <w:color w:val="941EDF"/>
+        </w:rPr>
+        <w:t>else</w:t>
+      </w:r>
+      <w:r>
+        <w:rPr>
+          <w:rFonts w:ascii="Courier New" w:hAnsi="Courier New" w:cs="Courier New"/>
+          <w:color w:val="000000"/>
+        </w:rPr>
+        <w:t xml:space="preserve"> {</w:t>
+      </w:r>
+      <w:r>
+        <w:rPr>
+          <w:rFonts w:ascii="Courier New" w:hAnsi="Courier New" w:cs="Courier New"/>
+          <w:color w:val="000000"/>
+        </w:rPr>
+        <w:br/>
+        <w:t xml:space="preserve">            </w:t>
+      </w:r>
+      <w:r>
+        <w:rPr>
+          <w:rFonts w:ascii="Courier New" w:hAnsi="Courier New" w:cs="Courier New"/>
+          <w:color w:val="941EDF"/>
+        </w:rPr>
+        <w:t>return</w:t>
+      </w:r>
+      <w:r>
+        <w:rPr>
+          <w:rFonts w:ascii="Courier New" w:hAnsi="Courier New" w:cs="Courier New"/>
+          <w:color w:val="000000"/>
+        </w:rPr>
+        <w:t xml:space="preserve"> (2 * 50.0) + ((</w:t>
+      </w:r>
+      <w:proofErr w:type="spellStart"/>
+      <w:r>
+        <w:rPr>
+          <w:rFonts w:ascii="Courier New" w:hAnsi="Courier New" w:cs="Courier New"/>
+          <w:color w:val="000000"/>
+        </w:rPr>
+        <w:t>parkingHours</w:t>
+      </w:r>
+      <w:proofErr w:type="spellEnd"/>
+      <w:r>
+        <w:rPr>
+          <w:rFonts w:ascii="Courier New" w:hAnsi="Courier New" w:cs="Courier New"/>
+          <w:color w:val="000000"/>
+        </w:rPr>
+        <w:t xml:space="preserve"> - 2) * 30.0);</w:t>
+      </w:r>
+      <w:r>
+        <w:rPr>
+          <w:rFonts w:ascii="Courier New" w:hAnsi="Courier New" w:cs="Courier New"/>
+          <w:color w:val="000000"/>
+        </w:rPr>
+        <w:br/>
+        <w:t xml:space="preserve">        }</w:t>
+      </w:r>
+      <w:r>
+        <w:rPr>
+          <w:rFonts w:ascii="Courier New" w:hAnsi="Courier New" w:cs="Courier New"/>
+          <w:color w:val="000000"/>
+        </w:rPr>
+        <w:br/>
+        <w:t xml:space="preserve">    }</w:t>
+      </w:r>
+      <w:r>
+        <w:rPr>
+          <w:rFonts w:ascii="Courier New" w:hAnsi="Courier New" w:cs="Courier New"/>
+          <w:color w:val="000000"/>
+        </w:rPr>
+        <w:br/>
+      </w:r>
+      <w:r>
+        <w:rPr>
+          <w:rFonts w:ascii="Courier New" w:hAnsi="Courier New" w:cs="Courier New"/>
+          <w:color w:val="000000"/>
+        </w:rPr>
+        <w:br/>
+        <w:t xml:space="preserve">    </w:t>
+      </w:r>
+      <w:r>
+        <w:rPr>
+          <w:rFonts w:ascii="Courier New" w:hAnsi="Courier New" w:cs="Courier New"/>
+          <w:color w:val="941EDF"/>
+        </w:rPr>
+        <w:t>public</w:t>
+      </w:r>
+      <w:r>
+        <w:rPr>
+          <w:rFonts w:ascii="Courier New" w:hAnsi="Courier New" w:cs="Courier New"/>
+          <w:color w:val="000000"/>
+        </w:rPr>
+        <w:t xml:space="preserve"> </w:t>
+      </w:r>
+      <w:r>
+        <w:rPr>
+          <w:rFonts w:ascii="Courier New" w:hAnsi="Courier New" w:cs="Courier New"/>
+          <w:color w:val="941EDF"/>
+        </w:rPr>
+        <w:t>void</w:t>
+      </w:r>
+      <w:r>
+        <w:rPr>
+          <w:rFonts w:ascii="Courier New" w:hAnsi="Courier New" w:cs="Courier New"/>
+          <w:color w:val="000000"/>
+        </w:rPr>
+        <w:t xml:space="preserve"> </w:t>
+      </w:r>
+      <w:proofErr w:type="spellStart"/>
+      <w:r>
+        <w:rPr>
+          <w:rFonts w:ascii="Courier New" w:hAnsi="Courier New" w:cs="Courier New"/>
+          <w:color w:val="000000"/>
+        </w:rPr>
+        <w:t>displayParkingDetails</w:t>
+      </w:r>
+      <w:proofErr w:type="spellEnd"/>
+      <w:r>
+        <w:rPr>
+          <w:rFonts w:ascii="Courier New" w:hAnsi="Courier New" w:cs="Courier New"/>
+          <w:color w:val="000000"/>
+        </w:rPr>
+        <w:t>() {</w:t>
+      </w:r>
+      <w:r>
+        <w:rPr>
+          <w:rFonts w:ascii="Courier New" w:hAnsi="Courier New" w:cs="Courier New"/>
+          <w:color w:val="000000"/>
+        </w:rPr>
+        <w:br/>
+        <w:t xml:space="preserve">        </w:t>
+      </w:r>
+      <w:proofErr w:type="spellStart"/>
+      <w:r>
+        <w:rPr>
+          <w:rFonts w:ascii="Courier New" w:hAnsi="Courier New" w:cs="Courier New"/>
+          <w:color w:val="000000"/>
+        </w:rPr>
+        <w:t>System.out.println</w:t>
+      </w:r>
+      <w:proofErr w:type="spellEnd"/>
+      <w:r>
+        <w:rPr>
+          <w:rFonts w:ascii="Courier New" w:hAnsi="Courier New" w:cs="Courier New"/>
+          <w:color w:val="000000"/>
+        </w:rPr>
+        <w:t>(</w:t>
+      </w:r>
+      <w:r>
+        <w:rPr>
+          <w:rFonts w:ascii="Courier New" w:hAnsi="Courier New" w:cs="Courier New"/>
+          <w:color w:val="00A000"/>
+        </w:rPr>
+        <w:t>"Vehicle Number: "</w:t>
+      </w:r>
+      <w:r>
+        <w:rPr>
+          <w:rFonts w:ascii="Courier New" w:hAnsi="Courier New" w:cs="Courier New"/>
+          <w:color w:val="000000"/>
+        </w:rPr>
+        <w:t xml:space="preserve"> + </w:t>
+      </w:r>
+      <w:proofErr w:type="spellStart"/>
+      <w:r>
+        <w:rPr>
+          <w:rFonts w:ascii="Courier New" w:hAnsi="Courier New" w:cs="Courier New"/>
+          <w:color w:val="000000"/>
+        </w:rPr>
+        <w:t>vehicleNumber</w:t>
+      </w:r>
+      <w:proofErr w:type="spellEnd"/>
+      <w:r>
+        <w:rPr>
+          <w:rFonts w:ascii="Courier New" w:hAnsi="Courier New" w:cs="Courier New"/>
+          <w:color w:val="000000"/>
+        </w:rPr>
+        <w:t>);</w:t>
+      </w:r>
+      <w:r>
+        <w:rPr>
+          <w:rFonts w:ascii="Courier New" w:hAnsi="Courier New" w:cs="Courier New"/>
+          <w:color w:val="000000"/>
+        </w:rPr>
+        <w:br/>
+        <w:t xml:space="preserve">        </w:t>
+      </w:r>
+      <w:proofErr w:type="spellStart"/>
+      <w:r>
+        <w:rPr>
+          <w:rFonts w:ascii="Courier New" w:hAnsi="Courier New" w:cs="Courier New"/>
+          <w:color w:val="000000"/>
+        </w:rPr>
+        <w:t>System.out.println</w:t>
+      </w:r>
+      <w:proofErr w:type="spellEnd"/>
+      <w:r>
+        <w:rPr>
+          <w:rFonts w:ascii="Courier New" w:hAnsi="Courier New" w:cs="Courier New"/>
+          <w:color w:val="000000"/>
+        </w:rPr>
+        <w:t>(</w:t>
+      </w:r>
+      <w:r>
+        <w:rPr>
+          <w:rFonts w:ascii="Courier New" w:hAnsi="Courier New" w:cs="Courier New"/>
+          <w:color w:val="00A000"/>
+        </w:rPr>
+        <w:t>"Vehicle Type: "</w:t>
+      </w:r>
+      <w:r>
+        <w:rPr>
+          <w:rFonts w:ascii="Courier New" w:hAnsi="Courier New" w:cs="Courier New"/>
+          <w:color w:val="000000"/>
+        </w:rPr>
+        <w:t xml:space="preserve"> + </w:t>
+      </w:r>
+      <w:proofErr w:type="spellStart"/>
+      <w:r>
+        <w:rPr>
+          <w:rFonts w:ascii="Courier New" w:hAnsi="Courier New" w:cs="Courier New"/>
+          <w:color w:val="000000"/>
+        </w:rPr>
+        <w:t>vehicleType</w:t>
+      </w:r>
+      <w:proofErr w:type="spellEnd"/>
+      <w:r>
+        <w:rPr>
+          <w:rFonts w:ascii="Courier New" w:hAnsi="Courier New" w:cs="Courier New"/>
+          <w:color w:val="000000"/>
+        </w:rPr>
+        <w:t>);</w:t>
+      </w:r>
+      <w:r>
+        <w:rPr>
+          <w:rFonts w:ascii="Courier New" w:hAnsi="Courier New" w:cs="Courier New"/>
+          <w:color w:val="000000"/>
+        </w:rPr>
+        <w:br/>
+        <w:t xml:space="preserve">        </w:t>
+      </w:r>
+      <w:proofErr w:type="spellStart"/>
+      <w:r>
+        <w:rPr>
+          <w:rFonts w:ascii="Courier New" w:hAnsi="Courier New" w:cs="Courier New"/>
+          <w:color w:val="000000"/>
+        </w:rPr>
+        <w:t>System.out.println</w:t>
+      </w:r>
+      <w:proofErr w:type="spellEnd"/>
+      <w:r>
+        <w:rPr>
+          <w:rFonts w:ascii="Courier New" w:hAnsi="Courier New" w:cs="Courier New"/>
+          <w:color w:val="000000"/>
+        </w:rPr>
+        <w:t>(</w:t>
+      </w:r>
+      <w:r>
+        <w:rPr>
+          <w:rFonts w:ascii="Courier New" w:hAnsi="Courier New" w:cs="Courier New"/>
+          <w:color w:val="00A000"/>
+        </w:rPr>
+        <w:t>"Parking Hours: "</w:t>
+      </w:r>
+      <w:r>
+        <w:rPr>
+          <w:rFonts w:ascii="Courier New" w:hAnsi="Courier New" w:cs="Courier New"/>
+          <w:color w:val="000000"/>
+        </w:rPr>
+        <w:t xml:space="preserve"> + </w:t>
+      </w:r>
+      <w:proofErr w:type="spellStart"/>
+      <w:r>
+        <w:rPr>
+          <w:rFonts w:ascii="Courier New" w:hAnsi="Courier New" w:cs="Courier New"/>
+          <w:color w:val="000000"/>
+        </w:rPr>
+        <w:t>parkingHours</w:t>
+      </w:r>
+      <w:proofErr w:type="spellEnd"/>
+      <w:r>
+        <w:rPr>
+          <w:rFonts w:ascii="Courier New" w:hAnsi="Courier New" w:cs="Courier New"/>
+          <w:color w:val="000000"/>
+        </w:rPr>
+        <w:t xml:space="preserve"> + </w:t>
+      </w:r>
+      <w:r>
+        <w:rPr>
+          <w:rFonts w:ascii="Courier New" w:hAnsi="Courier New" w:cs="Courier New"/>
+          <w:color w:val="00A000"/>
+        </w:rPr>
+        <w:t>" hrs"</w:t>
+      </w:r>
+      <w:r>
+        <w:rPr>
+          <w:rFonts w:ascii="Courier New" w:hAnsi="Courier New" w:cs="Courier New"/>
+          <w:color w:val="000000"/>
+        </w:rPr>
+        <w:t>);</w:t>
+      </w:r>
+      <w:r>
+        <w:rPr>
+          <w:rFonts w:ascii="Courier New" w:hAnsi="Courier New" w:cs="Courier New"/>
+          <w:color w:val="000000"/>
+        </w:rPr>
+        <w:br/>
+        <w:t xml:space="preserve">        </w:t>
+      </w:r>
+      <w:proofErr w:type="spellStart"/>
+      <w:r>
+        <w:rPr>
+          <w:rFonts w:ascii="Courier New" w:hAnsi="Courier New" w:cs="Courier New"/>
+          <w:color w:val="000000"/>
+        </w:rPr>
+        <w:t>System.out.println</w:t>
+      </w:r>
+      <w:proofErr w:type="spellEnd"/>
+      <w:r>
+        <w:rPr>
+          <w:rFonts w:ascii="Courier New" w:hAnsi="Courier New" w:cs="Courier New"/>
+          <w:color w:val="000000"/>
+        </w:rPr>
+        <w:t>(</w:t>
+      </w:r>
+      <w:r>
+        <w:rPr>
+          <w:rFonts w:ascii="Courier New" w:hAnsi="Courier New" w:cs="Courier New"/>
+          <w:color w:val="00A000"/>
+        </w:rPr>
+        <w:t>"Total Parking Charge: Rs. "</w:t>
+      </w:r>
+      <w:r>
+        <w:rPr>
+          <w:rFonts w:ascii="Courier New" w:hAnsi="Courier New" w:cs="Courier New"/>
+          <w:color w:val="000000"/>
+        </w:rPr>
+        <w:t xml:space="preserve"> + </w:t>
+      </w:r>
+      <w:proofErr w:type="spellStart"/>
+      <w:r>
+        <w:rPr>
+          <w:rFonts w:ascii="Courier New" w:hAnsi="Courier New" w:cs="Courier New"/>
+          <w:color w:val="000000"/>
+        </w:rPr>
+        <w:t>calculateCharge</w:t>
+      </w:r>
+      <w:proofErr w:type="spellEnd"/>
+      <w:r>
+        <w:rPr>
+          <w:rFonts w:ascii="Courier New" w:hAnsi="Courier New" w:cs="Courier New"/>
+          <w:color w:val="000000"/>
+        </w:rPr>
+        <w:t>());</w:t>
+      </w:r>
+      <w:r>
+        <w:rPr>
+          <w:rFonts w:ascii="Courier New" w:hAnsi="Courier New" w:cs="Courier New"/>
+          <w:color w:val="000000"/>
+        </w:rPr>
+        <w:br/>
+        <w:t xml:space="preserve">        </w:t>
+      </w:r>
+      <w:proofErr w:type="spellStart"/>
+      <w:r>
+        <w:rPr>
+          <w:rFonts w:ascii="Courier New" w:hAnsi="Courier New" w:cs="Courier New"/>
+          <w:color w:val="000000"/>
+        </w:rPr>
+        <w:t>System.out.println</w:t>
+      </w:r>
+      <w:proofErr w:type="spellEnd"/>
+      <w:r>
+        <w:rPr>
+          <w:rFonts w:ascii="Courier New" w:hAnsi="Courier New" w:cs="Courier New"/>
+          <w:color w:val="000000"/>
+        </w:rPr>
+        <w:t>(</w:t>
+      </w:r>
+      <w:r>
+        <w:rPr>
+          <w:rFonts w:ascii="Courier New" w:hAnsi="Courier New" w:cs="Courier New"/>
+          <w:color w:val="00A000"/>
+        </w:rPr>
+        <w:t>"-----------------------------------"</w:t>
+      </w:r>
+      <w:r>
+        <w:rPr>
+          <w:rFonts w:ascii="Courier New" w:hAnsi="Courier New" w:cs="Courier New"/>
+          <w:color w:val="000000"/>
+        </w:rPr>
+        <w:t>);</w:t>
+      </w:r>
+      <w:r>
+        <w:rPr>
+          <w:rFonts w:ascii="Courier New" w:hAnsi="Courier New" w:cs="Courier New"/>
+          <w:color w:val="000000"/>
+        </w:rPr>
+        <w:br/>
+        <w:t xml:space="preserve">        </w:t>
+      </w:r>
+      <w:proofErr w:type="spellStart"/>
+      <w:r>
+        <w:rPr>
+          <w:rFonts w:ascii="Courier New" w:hAnsi="Courier New" w:cs="Courier New"/>
+          <w:color w:val="000000"/>
+        </w:rPr>
+        <w:t>System.out.println</w:t>
+      </w:r>
+      <w:proofErr w:type="spellEnd"/>
+      <w:r>
+        <w:rPr>
+          <w:rFonts w:ascii="Courier New" w:hAnsi="Courier New" w:cs="Courier New"/>
+          <w:color w:val="000000"/>
+        </w:rPr>
+        <w:t>(</w:t>
+      </w:r>
+      <w:r>
+        <w:rPr>
+          <w:rFonts w:ascii="Courier New" w:hAnsi="Courier New" w:cs="Courier New"/>
+          <w:color w:val="00A000"/>
+        </w:rPr>
+        <w:t xml:space="preserve">"Kalash </w:t>
+      </w:r>
+      <w:proofErr w:type="spellStart"/>
+      <w:r>
+        <w:rPr>
+          <w:rFonts w:ascii="Courier New" w:hAnsi="Courier New" w:cs="Courier New"/>
+          <w:color w:val="00A000"/>
+        </w:rPr>
+        <w:t>Kurpad</w:t>
+      </w:r>
+      <w:proofErr w:type="spellEnd"/>
+      <w:r>
+        <w:rPr>
+          <w:rFonts w:ascii="Courier New" w:hAnsi="Courier New" w:cs="Courier New"/>
+          <w:color w:val="00A000"/>
+        </w:rPr>
+        <w:t>\n1BF25CS119"</w:t>
+      </w:r>
+      <w:r>
+        <w:rPr>
+          <w:rFonts w:ascii="Courier New" w:hAnsi="Courier New" w:cs="Courier New"/>
+          <w:color w:val="000000"/>
+        </w:rPr>
+        <w:t>);</w:t>
+      </w:r>
+      <w:r>
+        <w:rPr>
+          <w:rFonts w:ascii="Courier New" w:hAnsi="Courier New" w:cs="Courier New"/>
+          <w:color w:val="000000"/>
+        </w:rPr>
+        <w:br/>
+        <w:t xml:space="preserve">    }</w:t>
+      </w:r>
+      <w:r>
+        <w:rPr>
+          <w:rFonts w:ascii="Courier New" w:hAnsi="Courier New" w:cs="Courier New"/>
+          <w:color w:val="000000"/>
+        </w:rPr>
+        <w:br/>
+        <w:t>}</w:t>
+      </w:r>
+      <w:r>
+        <w:rPr>
+          <w:rFonts w:ascii="Courier New" w:hAnsi="Courier New" w:cs="Courier New"/>
+          <w:color w:val="000000"/>
+        </w:rPr>
+        <w:br/>
+      </w:r>
+      <w:r>
+        <w:rPr>
+          <w:rFonts w:ascii="Courier New" w:hAnsi="Courier New" w:cs="Courier New"/>
+          <w:color w:val="000000"/>
+        </w:rPr>
+        <w:br/>
+      </w:r>
+      <w:r>
+        <w:rPr>
+          <w:rFonts w:ascii="Courier New" w:hAnsi="Courier New" w:cs="Courier New"/>
+          <w:color w:val="941EDF"/>
+        </w:rPr>
+        <w:t>public</w:t>
+      </w:r>
+      <w:r>
+        <w:rPr>
+          <w:rFonts w:ascii="Courier New" w:hAnsi="Courier New" w:cs="Courier New"/>
+          <w:color w:val="000000"/>
+        </w:rPr>
+        <w:t xml:space="preserve"> </w:t>
+      </w:r>
+      <w:r>
+        <w:rPr>
+          <w:rFonts w:ascii="Courier New" w:hAnsi="Courier New" w:cs="Courier New"/>
+          <w:color w:val="941EDF"/>
+        </w:rPr>
+        <w:t>class</w:t>
+      </w:r>
+      <w:r>
+        <w:rPr>
+          <w:rFonts w:ascii="Courier New" w:hAnsi="Courier New" w:cs="Courier New"/>
+          <w:color w:val="000000"/>
+        </w:rPr>
+        <w:t xml:space="preserve"> </w:t>
+      </w:r>
+      <w:proofErr w:type="spellStart"/>
+      <w:r>
+        <w:rPr>
+          <w:rFonts w:ascii="Courier New" w:hAnsi="Courier New" w:cs="Courier New"/>
+          <w:color w:val="000000"/>
+        </w:rPr>
+        <w:t>ParkingManagementSystem</w:t>
+      </w:r>
+      <w:proofErr w:type="spellEnd"/>
+      <w:r>
+        <w:rPr>
+          <w:rFonts w:ascii="Courier New" w:hAnsi="Courier New" w:cs="Courier New"/>
+          <w:color w:val="000000"/>
+        </w:rPr>
+        <w:t xml:space="preserve"> {</w:t>
+      </w:r>
+      <w:r>
+        <w:rPr>
+          <w:rFonts w:ascii="Courier New" w:hAnsi="Courier New" w:cs="Courier New"/>
+          <w:color w:val="000000"/>
+        </w:rPr>
+        <w:br/>
+        <w:t xml:space="preserve">    </w:t>
+      </w:r>
+      <w:r>
+        <w:rPr>
+          <w:rFonts w:ascii="Courier New" w:hAnsi="Courier New" w:cs="Courier New"/>
+          <w:color w:val="941EDF"/>
+        </w:rPr>
+        <w:t>public</w:t>
+      </w:r>
+      <w:r>
+        <w:rPr>
+          <w:rFonts w:ascii="Courier New" w:hAnsi="Courier New" w:cs="Courier New"/>
+          <w:color w:val="000000"/>
+        </w:rPr>
+        <w:t xml:space="preserve"> </w:t>
+      </w:r>
+      <w:r>
+        <w:rPr>
+          <w:rFonts w:ascii="Courier New" w:hAnsi="Courier New" w:cs="Courier New"/>
+          <w:color w:val="941EDF"/>
+        </w:rPr>
+        <w:t>static</w:t>
+      </w:r>
+      <w:r>
+        <w:rPr>
+          <w:rFonts w:ascii="Courier New" w:hAnsi="Courier New" w:cs="Courier New"/>
+          <w:color w:val="000000"/>
+        </w:rPr>
+        <w:t xml:space="preserve"> </w:t>
+      </w:r>
+      <w:r>
+        <w:rPr>
+          <w:rFonts w:ascii="Courier New" w:hAnsi="Courier New" w:cs="Courier New"/>
+          <w:color w:val="941EDF"/>
+        </w:rPr>
+        <w:t>void</w:t>
+      </w:r>
+      <w:r>
+        <w:rPr>
+          <w:rFonts w:ascii="Courier New" w:hAnsi="Courier New" w:cs="Courier New"/>
+          <w:color w:val="000000"/>
+        </w:rPr>
+        <w:t xml:space="preserve"> main(String[] </w:t>
+      </w:r>
+      <w:proofErr w:type="spellStart"/>
+      <w:r>
+        <w:rPr>
+          <w:rFonts w:ascii="Courier New" w:hAnsi="Courier New" w:cs="Courier New"/>
+          <w:color w:val="000000"/>
+        </w:rPr>
+        <w:t>args</w:t>
+      </w:r>
+      <w:proofErr w:type="spellEnd"/>
+      <w:r>
+        <w:rPr>
+          <w:rFonts w:ascii="Courier New" w:hAnsi="Courier New" w:cs="Courier New"/>
+          <w:color w:val="000000"/>
+        </w:rPr>
+        <w:t>) {</w:t>
+      </w:r>
+      <w:r>
+        <w:rPr>
+          <w:rFonts w:ascii="Courier New" w:hAnsi="Courier New" w:cs="Courier New"/>
+          <w:color w:val="000000"/>
+        </w:rPr>
+        <w:br/>
+        <w:t xml:space="preserve">        </w:t>
+      </w:r>
+      <w:r>
+        <w:rPr>
+          <w:rFonts w:ascii="Courier New" w:hAnsi="Courier New" w:cs="Courier New"/>
+          <w:color w:val="000000"/>
+        </w:rPr>
+        <w:br/>
+        <w:t xml:space="preserve">        </w:t>
+      </w:r>
+      <w:proofErr w:type="spellStart"/>
+      <w:r>
+        <w:rPr>
+          <w:rFonts w:ascii="Courier New" w:hAnsi="Courier New" w:cs="Courier New"/>
+          <w:color w:val="000000"/>
+        </w:rPr>
+        <w:t>ParkingCharge</w:t>
+      </w:r>
+      <w:proofErr w:type="spellEnd"/>
+      <w:r>
+        <w:rPr>
+          <w:rFonts w:ascii="Courier New" w:hAnsi="Courier New" w:cs="Courier New"/>
+          <w:color w:val="000000"/>
+        </w:rPr>
+        <w:t xml:space="preserve"> </w:t>
+      </w:r>
+      <w:proofErr w:type="spellStart"/>
+      <w:r>
+        <w:rPr>
+          <w:rFonts w:ascii="Courier New" w:hAnsi="Courier New" w:cs="Courier New"/>
+          <w:color w:val="000000"/>
+        </w:rPr>
+        <w:t>parkingRef</w:t>
+      </w:r>
+      <w:proofErr w:type="spellEnd"/>
+      <w:r>
+        <w:rPr>
+          <w:rFonts w:ascii="Courier New" w:hAnsi="Courier New" w:cs="Courier New"/>
+          <w:color w:val="000000"/>
+        </w:rPr>
+        <w:t>;</w:t>
+      </w:r>
+      <w:r>
+        <w:rPr>
+          <w:rFonts w:ascii="Courier New" w:hAnsi="Courier New" w:cs="Courier New"/>
+          <w:color w:val="000000"/>
+        </w:rPr>
+        <w:br/>
+      </w:r>
+      <w:r>
+        <w:rPr>
+          <w:rFonts w:ascii="Courier New" w:hAnsi="Courier New" w:cs="Courier New"/>
+          <w:color w:val="000000"/>
+        </w:rPr>
+        <w:br/>
+        <w:t xml:space="preserve">        </w:t>
+      </w:r>
+      <w:proofErr w:type="spellStart"/>
+      <w:r>
+        <w:rPr>
+          <w:rFonts w:ascii="Courier New" w:hAnsi="Courier New" w:cs="Courier New"/>
+          <w:color w:val="000000"/>
+        </w:rPr>
+        <w:t>parkingRef</w:t>
+      </w:r>
+      <w:proofErr w:type="spellEnd"/>
+      <w:r>
+        <w:rPr>
+          <w:rFonts w:ascii="Courier New" w:hAnsi="Courier New" w:cs="Courier New"/>
+          <w:color w:val="000000"/>
+        </w:rPr>
+        <w:t xml:space="preserve"> = </w:t>
+      </w:r>
+      <w:r>
+        <w:rPr>
+          <w:rFonts w:ascii="Courier New" w:hAnsi="Courier New" w:cs="Courier New"/>
+          <w:color w:val="941EDF"/>
+        </w:rPr>
+        <w:t>new</w:t>
+      </w:r>
+      <w:r>
+        <w:rPr>
+          <w:rFonts w:ascii="Courier New" w:hAnsi="Courier New" w:cs="Courier New"/>
+          <w:color w:val="000000"/>
+        </w:rPr>
+        <w:t xml:space="preserve"> </w:t>
+      </w:r>
+      <w:proofErr w:type="spellStart"/>
+      <w:r>
+        <w:rPr>
+          <w:rFonts w:ascii="Courier New" w:hAnsi="Courier New" w:cs="Courier New"/>
+          <w:color w:val="000000"/>
+        </w:rPr>
+        <w:t>TwoWheeler</w:t>
+      </w:r>
+      <w:proofErr w:type="spellEnd"/>
+      <w:r>
+        <w:rPr>
+          <w:rFonts w:ascii="Courier New" w:hAnsi="Courier New" w:cs="Courier New"/>
+          <w:color w:val="000000"/>
+        </w:rPr>
+        <w:t>(</w:t>
+      </w:r>
+      <w:r>
+        <w:rPr>
+          <w:rFonts w:ascii="Courier New" w:hAnsi="Courier New" w:cs="Courier New"/>
+          <w:color w:val="00A000"/>
+        </w:rPr>
+        <w:t>"KA-01-AB-1234"</w:t>
+      </w:r>
+      <w:r>
+        <w:rPr>
+          <w:rFonts w:ascii="Courier New" w:hAnsi="Courier New" w:cs="Courier New"/>
+          <w:color w:val="000000"/>
+        </w:rPr>
+        <w:t>, 5);</w:t>
+      </w:r>
+      <w:r>
+        <w:rPr>
+          <w:rFonts w:ascii="Courier New" w:hAnsi="Courier New" w:cs="Courier New"/>
+          <w:color w:val="000000"/>
+        </w:rPr>
+        <w:br/>
+        <w:t xml:space="preserve">        </w:t>
+      </w:r>
+      <w:proofErr w:type="spellStart"/>
+      <w:r>
+        <w:rPr>
+          <w:rFonts w:ascii="Courier New" w:hAnsi="Courier New" w:cs="Courier New"/>
+          <w:color w:val="000000"/>
+        </w:rPr>
+        <w:t>parkingRef.displayParkingDetails</w:t>
+      </w:r>
+      <w:proofErr w:type="spellEnd"/>
+      <w:r>
+        <w:rPr>
+          <w:rFonts w:ascii="Courier New" w:hAnsi="Courier New" w:cs="Courier New"/>
+          <w:color w:val="000000"/>
+        </w:rPr>
+        <w:t>();</w:t>
+      </w:r>
+      <w:r>
+        <w:rPr>
+          <w:rFonts w:ascii="Courier New" w:hAnsi="Courier New" w:cs="Courier New"/>
+          <w:color w:val="000000"/>
+        </w:rPr>
+        <w:br/>
+      </w:r>
+      <w:r>
+        <w:rPr>
+          <w:rFonts w:ascii="Courier New" w:hAnsi="Courier New" w:cs="Courier New"/>
+          <w:color w:val="000000"/>
+        </w:rPr>
+        <w:br/>
+        <w:t xml:space="preserve">        </w:t>
+      </w:r>
+      <w:proofErr w:type="spellStart"/>
+      <w:r>
+        <w:rPr>
+          <w:rFonts w:ascii="Courier New" w:hAnsi="Courier New" w:cs="Courier New"/>
+          <w:color w:val="000000"/>
+        </w:rPr>
+        <w:t>parkingRef</w:t>
+      </w:r>
+      <w:proofErr w:type="spellEnd"/>
+      <w:r>
+        <w:rPr>
+          <w:rFonts w:ascii="Courier New" w:hAnsi="Courier New" w:cs="Courier New"/>
+          <w:color w:val="000000"/>
+        </w:rPr>
+        <w:t xml:space="preserve"> = </w:t>
+      </w:r>
+      <w:r>
+        <w:rPr>
+          <w:rFonts w:ascii="Courier New" w:hAnsi="Courier New" w:cs="Courier New"/>
+          <w:color w:val="941EDF"/>
+        </w:rPr>
+        <w:t>new</w:t>
+      </w:r>
+      <w:r>
+        <w:rPr>
+          <w:rFonts w:ascii="Courier New" w:hAnsi="Courier New" w:cs="Courier New"/>
+          <w:color w:val="000000"/>
+        </w:rPr>
+        <w:t xml:space="preserve"> </w:t>
+      </w:r>
+      <w:proofErr w:type="spellStart"/>
+      <w:r>
+        <w:rPr>
+          <w:rFonts w:ascii="Courier New" w:hAnsi="Courier New" w:cs="Courier New"/>
+          <w:color w:val="000000"/>
+        </w:rPr>
+        <w:t>FourWheeler</w:t>
+      </w:r>
+      <w:proofErr w:type="spellEnd"/>
+      <w:r>
+        <w:rPr>
+          <w:rFonts w:ascii="Courier New" w:hAnsi="Courier New" w:cs="Courier New"/>
+          <w:color w:val="000000"/>
+        </w:rPr>
+        <w:t>(</w:t>
+      </w:r>
+      <w:r>
+        <w:rPr>
+          <w:rFonts w:ascii="Courier New" w:hAnsi="Courier New" w:cs="Courier New"/>
+          <w:color w:val="00A000"/>
+        </w:rPr>
+        <w:t>"KA-05-CD-5678"</w:t>
+      </w:r>
+      <w:r>
+        <w:rPr>
+          <w:rFonts w:ascii="Courier New" w:hAnsi="Courier New" w:cs="Courier New"/>
+          <w:color w:val="000000"/>
+        </w:rPr>
+        <w:t>, 4);</w:t>
+      </w:r>
+      <w:r>
+        <w:rPr>
+          <w:rFonts w:ascii="Courier New" w:hAnsi="Courier New" w:cs="Courier New"/>
+          <w:color w:val="000000"/>
+        </w:rPr>
+        <w:br/>
+        <w:t xml:space="preserve">        </w:t>
+      </w:r>
+      <w:proofErr w:type="spellStart"/>
+      <w:r>
+        <w:rPr>
+          <w:rFonts w:ascii="Courier New" w:hAnsi="Courier New" w:cs="Courier New"/>
+          <w:color w:val="000000"/>
+        </w:rPr>
+        <w:t>parkingRef.displayParkingDetails</w:t>
+      </w:r>
+      <w:proofErr w:type="spellEnd"/>
+      <w:r>
+        <w:rPr>
+          <w:rFonts w:ascii="Courier New" w:hAnsi="Courier New" w:cs="Courier New"/>
+          <w:color w:val="000000"/>
+        </w:rPr>
+        <w:t>();</w:t>
+      </w:r>
+      <w:r>
+        <w:rPr>
+          <w:rFonts w:ascii="Courier New" w:hAnsi="Courier New" w:cs="Courier New"/>
+          <w:color w:val="000000"/>
+        </w:rPr>
+        <w:br/>
+        <w:t xml:space="preserve">    }</w:t>
+      </w:r>
+      <w:r>
+        <w:rPr>
+          <w:rFonts w:ascii="Courier New" w:hAnsi="Courier New" w:cs="Courier New"/>
+          <w:color w:val="000000"/>
+        </w:rPr>
+        <w:br/>
+        <w:t>}</w:t>
+      </w:r>
+    </w:p>
+    <w:p>
+      <w:r>
+        <w:drawing>
+          <wp:inline distT="0" distB="0" distL="0" distR="0" wp14:anchorId="2C1C66D2" wp14:editId="58A16034">
+            <wp:extent cx="3372321" cy="2095792"/>
+            <wp:effectExtent l="0" t="0" r="0" b="0"/>
+            <wp:docPr id="2" name="Picture 2"/>
+            <wp:cNvGraphicFramePr>
+              <a:graphicFrameLocks xmlns:a="http://schemas.openxmlformats.org/drawingml/2006/main" noChangeAspect="1"/>
+            </wp:cNvGraphicFramePr>
+            <a:graphic xmlns:a="http://schemas.openxmlformats.org/drawingml/2006/main">
+              <a:graphicData uri="http://schemas.openxmlformats.org/drawingml/2006/picture">
+                <pic:pic xmlns:pic="http://schemas.openxmlformats.org/drawingml/2006/picture">
+                  <pic:nvPicPr>
+                    <pic:cNvPr id="1" name=""/>
+                    <pic:cNvPicPr/>
+                  </pic:nvPicPr>
+                  <pic:blipFill>
+                    <a:blip r:embed="rId5"/>
+                    <a:stretch>
+                      <a:fillRect/>
+                    </a:stretch>
+                  </pic:blipFill>
+                  <pic:spPr>
+                    <a:xfrm>
+                      <a:off x="0" y="0"/>
+                      <a:ext cx="3372321" cy="2095792"/>
+                    </a:xfrm>
+                    <a:prstGeom prst="rect">
+                      <a:avLst/>
+                    </a:prstGeom>
+                  </pic:spPr>
+                </pic:pic>
+              </a:graphicData>
+            </a:graphic>
+          </wp:inline>
+        </w:drawing>
       </w:r>
     </w:p>
     <w:sectPr>
